--- a/labs/lab4/report/REPORT.docx
+++ b/labs/lab4/report/REPORT.docx
@@ -1,21 +1,21 @@
 
 <file path=word/document.xml><?xml version="1.0" encoding="utf-8"?>
-<w:document xmlns:w="http://schemas.openxmlformats.org/wordprocessingml/2006/main" xmlns:m="http://schemas.openxmlformats.org/officeDocument/2006/math" xmlns:r="http://schemas.openxmlformats.org/officeDocument/2006/relationships" xmlns:o="urn:schemas-microsoft-com:office:office" xmlns:v="urn:schemas-microsoft-com:vml" xmlns:w10="urn:schemas-microsoft-com:office:word" xmlns:a="http://schemas.openxmlformats.org/drawingml/2006/main" xmlns:pic="http://schemas.openxmlformats.org/drawingml/2006/picture" xmlns:wp="http://schemas.openxmlformats.org/drawingml/2006/wordprocessingDrawing">
+<w:document xmlns:wpc="http://schemas.microsoft.com/office/word/2010/wordprocessingCanvas" xmlns:cx="http://schemas.microsoft.com/office/drawing/2014/chartex" xmlns:cx1="http://schemas.microsoft.com/office/drawing/2015/9/8/chartex" xmlns:cx2="http://schemas.microsoft.com/office/drawing/2015/10/21/chartex" xmlns:cx3="http://schemas.microsoft.com/office/drawing/2016/5/9/chartex" xmlns:cx4="http://schemas.microsoft.com/office/drawing/2016/5/10/chartex" xmlns:cx5="http://schemas.microsoft.com/office/drawing/2016/5/11/chartex" xmlns:cx6="http://schemas.microsoft.com/office/drawing/2016/5/12/chartex" xmlns:cx7="http://schemas.microsoft.com/office/drawing/2016/5/13/chartex" xmlns:cx8="http://schemas.microsoft.com/office/drawing/2016/5/14/chartex" xmlns:mc="http://schemas.openxmlformats.org/markup-compatibility/2006" xmlns:aink="http://schemas.microsoft.com/office/drawing/2016/ink" xmlns:am3d="http://schemas.microsoft.com/office/drawing/2017/model3d" xmlns:o="urn:schemas-microsoft-com:office:office" xmlns:oel="http://schemas.microsoft.com/office/2019/extlst" xmlns:r="http://schemas.openxmlformats.org/officeDocument/2006/relationships" xmlns:m="http://schemas.openxmlformats.org/officeDocument/2006/math" xmlns:v="urn:schemas-microsoft-com:vml" xmlns:wp14="http://schemas.microsoft.com/office/word/2010/wordprocessingDrawing" xmlns:wp="http://schemas.openxmlformats.org/drawingml/2006/wordprocessingDrawing" xmlns:w10="urn:schemas-microsoft-com:office:word" xmlns:w="http://schemas.openxmlformats.org/wordprocessingml/2006/main" xmlns:w14="http://schemas.microsoft.com/office/word/2010/wordml" xmlns:w15="http://schemas.microsoft.com/office/word/2012/wordml" xmlns:w16cex="http://schemas.microsoft.com/office/word/2018/wordml/cex" xmlns:w16cid="http://schemas.microsoft.com/office/word/2016/wordml/cid" xmlns:w16="http://schemas.microsoft.com/office/word/2018/wordml" xmlns:w16du="http://schemas.microsoft.com/office/word/2023/wordml/word16du" xmlns:w16sdtdh="http://schemas.microsoft.com/office/word/2020/wordml/sdtdatahash" xmlns:w16sdtfl="http://schemas.microsoft.com/office/word/2024/wordml/sdtformatlock" xmlns:w16se="http://schemas.microsoft.com/office/word/2015/wordml/symex" xmlns:wpg="http://schemas.microsoft.com/office/word/2010/wordprocessingGroup" xmlns:wpi="http://schemas.microsoft.com/office/word/2010/wordprocessingInk" xmlns:wne="http://schemas.microsoft.com/office/word/2006/wordml" xmlns:wps="http://schemas.microsoft.com/office/word/2010/wordprocessingShape" mc:Ignorable="w14 w15 w16se w16cid w16 w16cex w16sdtdh w16sdtfl w16du wp14">
   <w:body>
     <w:p>
       <w:pPr>
-        <w:pStyle w:val="Title"/>
-      </w:pPr>
-      <w:r>
-        <w:t xml:space="preserve">Отчёт о лабораторной работе</w:t>
-      </w:r>
-    </w:p>
-    <w:p>
-      <w:pPr>
-        <w:pStyle w:val="Subtitle"/>
-      </w:pPr>
-      <w:r>
-        <w:t xml:space="preserve">Лабораторная работа №4. Подготовка экспериментального стенда GNS3</w:t>
+        <w:pStyle w:val="a4"/>
+      </w:pPr>
+      <w:r>
+        <w:t>Отчёт о лабораторной работе</w:t>
+      </w:r>
+    </w:p>
+    <w:p>
+      <w:pPr>
+        <w:pStyle w:val="a6"/>
+      </w:pPr>
+      <w:r>
+        <w:t>Подготовка экспериментального стенда GNS3</w:t>
       </w:r>
     </w:p>
     <w:p>
@@ -23,11 +23,18 @@
         <w:pStyle w:val="Author"/>
       </w:pPr>
       <w:r>
-        <w:t xml:space="preserve">Бабаев Рахим</w:t>
+        <w:t>Бабаев Рахим</w:t>
       </w:r>
     </w:p>
     <w:sdt>
       <w:sdtPr>
+        <w:rPr>
+          <w:rFonts w:asciiTheme="minorHAnsi" w:eastAsiaTheme="minorHAnsi" w:hAnsiTheme="minorHAnsi" w:cstheme="minorBidi"/>
+          <w:color w:val="auto"/>
+          <w:sz w:val="24"/>
+          <w:szCs w:val="24"/>
+        </w:rPr>
+        <w:id w:val="434643781"/>
         <w:docPartObj>
           <w:docPartGallery w:val="Table of Contents"/>
           <w:docPartUnique/>
@@ -36,55 +43,473 @@
       <w:sdtContent>
         <w:p>
           <w:pPr>
-            <w:pStyle w:val="TOCHeading"/>
+            <w:pStyle w:val="af0"/>
           </w:pPr>
           <w:r>
-            <w:t xml:space="preserve">Содержание</w:t>
+            <w:t>Содержание</w:t>
           </w:r>
         </w:p>
         <w:p>
+          <w:pPr>
+            <w:pStyle w:val="11"/>
+            <w:tabs>
+              <w:tab w:val="right" w:leader="dot" w:pos="9679"/>
+            </w:tabs>
+            <w:rPr>
+              <w:noProof/>
+            </w:rPr>
+          </w:pPr>
           <w:r>
-            <w:fldChar w:fldCharType="begin" w:dirty="true"/>
-            <w:instrText xml:space="preserve">TOC \o "1-2" \h \z \u</w:instrText>
+            <w:fldChar w:fldCharType="begin"/>
+          </w:r>
+          <w:r>
+            <w:instrText>TOC \o "1-2" \h \z \u</w:instrText>
+          </w:r>
+          <w:r>
             <w:fldChar w:fldCharType="separate"/>
+          </w:r>
+          <w:hyperlink w:anchor="_Toc224732128" w:history="1">
+            <w:r>
+              <w:rPr>
+                <w:rStyle w:val="af"/>
+                <w:noProof/>
+              </w:rPr>
+              <w:t>1. Цель работы</w:t>
+            </w:r>
+            <w:r>
+              <w:rPr>
+                <w:noProof/>
+                <w:webHidden/>
+              </w:rPr>
+              <w:tab/>
+            </w:r>
+            <w:r>
+              <w:rPr>
+                <w:noProof/>
+                <w:webHidden/>
+              </w:rPr>
+              <w:fldChar w:fldCharType="begin"/>
+            </w:r>
+            <w:r>
+              <w:rPr>
+                <w:noProof/>
+                <w:webHidden/>
+              </w:rPr>
+              <w:instrText xml:space="preserve"> PAGEREF _Toc224732128 \h </w:instrText>
+            </w:r>
+            <w:r>
+              <w:rPr>
+                <w:noProof/>
+                <w:webHidden/>
+              </w:rPr>
+            </w:r>
+            <w:r>
+              <w:rPr>
+                <w:noProof/>
+                <w:webHidden/>
+              </w:rPr>
+              <w:fldChar w:fldCharType="separate"/>
+            </w:r>
+            <w:r>
+              <w:rPr>
+                <w:noProof/>
+                <w:webHidden/>
+              </w:rPr>
+              <w:t>1</w:t>
+            </w:r>
+            <w:r>
+              <w:rPr>
+                <w:noProof/>
+                <w:webHidden/>
+              </w:rPr>
+              <w:fldChar w:fldCharType="end"/>
+            </w:r>
+          </w:hyperlink>
+        </w:p>
+        <w:p>
+          <w:pPr>
+            <w:pStyle w:val="11"/>
+            <w:tabs>
+              <w:tab w:val="right" w:leader="dot" w:pos="9679"/>
+            </w:tabs>
+            <w:rPr>
+              <w:noProof/>
+            </w:rPr>
+          </w:pPr>
+          <w:hyperlink w:anchor="_Toc224732129" w:history="1">
+            <w:r>
+              <w:rPr>
+                <w:rStyle w:val="af"/>
+                <w:noProof/>
+              </w:rPr>
+              <w:t>2. Задание</w:t>
+            </w:r>
+            <w:r>
+              <w:rPr>
+                <w:noProof/>
+                <w:webHidden/>
+              </w:rPr>
+              <w:tab/>
+            </w:r>
+            <w:r>
+              <w:rPr>
+                <w:noProof/>
+                <w:webHidden/>
+              </w:rPr>
+              <w:fldChar w:fldCharType="begin"/>
+            </w:r>
+            <w:r>
+              <w:rPr>
+                <w:noProof/>
+                <w:webHidden/>
+              </w:rPr>
+              <w:instrText xml:space="preserve"> PAGEREF _Toc224732129 \h </w:instrText>
+            </w:r>
+            <w:r>
+              <w:rPr>
+                <w:noProof/>
+                <w:webHidden/>
+              </w:rPr>
+            </w:r>
+            <w:r>
+              <w:rPr>
+                <w:noProof/>
+                <w:webHidden/>
+              </w:rPr>
+              <w:fldChar w:fldCharType="separate"/>
+            </w:r>
+            <w:r>
+              <w:rPr>
+                <w:noProof/>
+                <w:webHidden/>
+              </w:rPr>
+              <w:t>1</w:t>
+            </w:r>
+            <w:r>
+              <w:rPr>
+                <w:noProof/>
+                <w:webHidden/>
+              </w:rPr>
+              <w:fldChar w:fldCharType="end"/>
+            </w:r>
+          </w:hyperlink>
+        </w:p>
+        <w:p>
+          <w:pPr>
+            <w:pStyle w:val="11"/>
+            <w:tabs>
+              <w:tab w:val="right" w:leader="dot" w:pos="9679"/>
+            </w:tabs>
+            <w:rPr>
+              <w:noProof/>
+            </w:rPr>
+          </w:pPr>
+          <w:hyperlink w:anchor="_Toc224732130" w:history="1">
+            <w:r>
+              <w:rPr>
+                <w:rStyle w:val="af"/>
+                <w:noProof/>
+              </w:rPr>
+              <w:t>3. Теоретическое введение</w:t>
+            </w:r>
+            <w:r>
+              <w:rPr>
+                <w:noProof/>
+                <w:webHidden/>
+              </w:rPr>
+              <w:tab/>
+            </w:r>
+            <w:r>
+              <w:rPr>
+                <w:noProof/>
+                <w:webHidden/>
+              </w:rPr>
+              <w:fldChar w:fldCharType="begin"/>
+            </w:r>
+            <w:r>
+              <w:rPr>
+                <w:noProof/>
+                <w:webHidden/>
+              </w:rPr>
+              <w:instrText xml:space="preserve"> PAGEREF _Toc224732130 \h </w:instrText>
+            </w:r>
+            <w:r>
+              <w:rPr>
+                <w:noProof/>
+                <w:webHidden/>
+              </w:rPr>
+            </w:r>
+            <w:r>
+              <w:rPr>
+                <w:noProof/>
+                <w:webHidden/>
+              </w:rPr>
+              <w:fldChar w:fldCharType="separate"/>
+            </w:r>
+            <w:r>
+              <w:rPr>
+                <w:noProof/>
+                <w:webHidden/>
+              </w:rPr>
+              <w:t>1</w:t>
+            </w:r>
+            <w:r>
+              <w:rPr>
+                <w:noProof/>
+                <w:webHidden/>
+              </w:rPr>
+              <w:fldChar w:fldCharType="end"/>
+            </w:r>
+          </w:hyperlink>
+        </w:p>
+        <w:p>
+          <w:pPr>
+            <w:pStyle w:val="11"/>
+            <w:tabs>
+              <w:tab w:val="right" w:leader="dot" w:pos="9679"/>
+            </w:tabs>
+            <w:rPr>
+              <w:noProof/>
+            </w:rPr>
+          </w:pPr>
+          <w:hyperlink w:anchor="_Toc224732131" w:history="1">
+            <w:r>
+              <w:rPr>
+                <w:rStyle w:val="af"/>
+                <w:noProof/>
+              </w:rPr>
+              <w:t>4. Выполнение лабораторной работы</w:t>
+            </w:r>
+            <w:r>
+              <w:rPr>
+                <w:noProof/>
+                <w:webHidden/>
+              </w:rPr>
+              <w:tab/>
+            </w:r>
+            <w:r>
+              <w:rPr>
+                <w:noProof/>
+                <w:webHidden/>
+              </w:rPr>
+              <w:fldChar w:fldCharType="begin"/>
+            </w:r>
+            <w:r>
+              <w:rPr>
+                <w:noProof/>
+                <w:webHidden/>
+              </w:rPr>
+              <w:instrText xml:space="preserve"> PAGEREF _Toc224732131 \h </w:instrText>
+            </w:r>
+            <w:r>
+              <w:rPr>
+                <w:noProof/>
+                <w:webHidden/>
+              </w:rPr>
+            </w:r>
+            <w:r>
+              <w:rPr>
+                <w:noProof/>
+                <w:webHidden/>
+              </w:rPr>
+              <w:fldChar w:fldCharType="separate"/>
+            </w:r>
+            <w:r>
+              <w:rPr>
+                <w:noProof/>
+                <w:webHidden/>
+              </w:rPr>
+              <w:t>2</w:t>
+            </w:r>
+            <w:r>
+              <w:rPr>
+                <w:noProof/>
+                <w:webHidden/>
+              </w:rPr>
+              <w:fldChar w:fldCharType="end"/>
+            </w:r>
+          </w:hyperlink>
+        </w:p>
+        <w:p>
+          <w:pPr>
+            <w:pStyle w:val="11"/>
+            <w:tabs>
+              <w:tab w:val="right" w:leader="dot" w:pos="9679"/>
+            </w:tabs>
+            <w:rPr>
+              <w:noProof/>
+            </w:rPr>
+          </w:pPr>
+          <w:hyperlink w:anchor="_Toc224732132" w:history="1">
+            <w:r>
+              <w:rPr>
+                <w:rStyle w:val="af"/>
+                <w:noProof/>
+              </w:rPr>
+              <w:t>5. Выводы</w:t>
+            </w:r>
+            <w:r>
+              <w:rPr>
+                <w:noProof/>
+                <w:webHidden/>
+              </w:rPr>
+              <w:tab/>
+            </w:r>
+            <w:r>
+              <w:rPr>
+                <w:noProof/>
+                <w:webHidden/>
+              </w:rPr>
+              <w:fldChar w:fldCharType="begin"/>
+            </w:r>
+            <w:r>
+              <w:rPr>
+                <w:noProof/>
+                <w:webHidden/>
+              </w:rPr>
+              <w:instrText xml:space="preserve"> PAGEREF _Toc224732132 \h </w:instrText>
+            </w:r>
+            <w:r>
+              <w:rPr>
+                <w:noProof/>
+                <w:webHidden/>
+              </w:rPr>
+            </w:r>
+            <w:r>
+              <w:rPr>
+                <w:noProof/>
+                <w:webHidden/>
+              </w:rPr>
+              <w:fldChar w:fldCharType="separate"/>
+            </w:r>
+            <w:r>
+              <w:rPr>
+                <w:noProof/>
+                <w:webHidden/>
+              </w:rPr>
+              <w:t>4</w:t>
+            </w:r>
+            <w:r>
+              <w:rPr>
+                <w:noProof/>
+                <w:webHidden/>
+              </w:rPr>
+              <w:fldChar w:fldCharType="end"/>
+            </w:r>
+          </w:hyperlink>
+        </w:p>
+        <w:p>
+          <w:pPr>
+            <w:pStyle w:val="11"/>
+            <w:tabs>
+              <w:tab w:val="right" w:leader="dot" w:pos="9679"/>
+            </w:tabs>
+            <w:rPr>
+              <w:noProof/>
+            </w:rPr>
+          </w:pPr>
+          <w:hyperlink w:anchor="_Toc224732133" w:history="1">
+            <w:r>
+              <w:rPr>
+                <w:rStyle w:val="af"/>
+                <w:noProof/>
+              </w:rPr>
+              <w:t>6. Список литературы</w:t>
+            </w:r>
+            <w:r>
+              <w:rPr>
+                <w:noProof/>
+                <w:webHidden/>
+              </w:rPr>
+              <w:tab/>
+            </w:r>
+            <w:r>
+              <w:rPr>
+                <w:noProof/>
+                <w:webHidden/>
+              </w:rPr>
+              <w:fldChar w:fldCharType="begin"/>
+            </w:r>
+            <w:r>
+              <w:rPr>
+                <w:noProof/>
+                <w:webHidden/>
+              </w:rPr>
+              <w:instrText xml:space="preserve"> PAGEREF _Toc224732133 \h </w:instrText>
+            </w:r>
+            <w:r>
+              <w:rPr>
+                <w:noProof/>
+                <w:webHidden/>
+              </w:rPr>
+            </w:r>
+            <w:r>
+              <w:rPr>
+                <w:noProof/>
+                <w:webHidden/>
+              </w:rPr>
+              <w:fldChar w:fldCharType="separate"/>
+            </w:r>
+            <w:r>
+              <w:rPr>
+                <w:noProof/>
+                <w:webHidden/>
+              </w:rPr>
+              <w:t>4</w:t>
+            </w:r>
+            <w:r>
+              <w:rPr>
+                <w:noProof/>
+                <w:webHidden/>
+              </w:rPr>
+              <w:fldChar w:fldCharType="end"/>
+            </w:r>
+          </w:hyperlink>
+        </w:p>
+        <w:p>
+          <w:r>
             <w:fldChar w:fldCharType="end"/>
           </w:r>
         </w:p>
       </w:sdtContent>
     </w:sdt>
-    <w:bookmarkStart w:id="20" w:name="цель-работы"/>
-    <w:p>
-      <w:pPr>
-        <w:pStyle w:val="Heading1"/>
-      </w:pPr>
-      <w:r>
-        <w:t xml:space="preserve">1. Цель работы</w:t>
-      </w:r>
+    <w:p>
+      <w:pPr>
+        <w:pStyle w:val="1"/>
+      </w:pPr>
+      <w:bookmarkStart w:id="0" w:name="цель-работы"/>
+      <w:bookmarkStart w:id="1" w:name="_Toc224732128"/>
+      <w:r>
+        <w:t>1. Цель работы</w:t>
+      </w:r>
+      <w:bookmarkEnd w:id="1"/>
     </w:p>
     <w:p>
       <w:pPr>
         <w:pStyle w:val="FirstParagraph"/>
       </w:pPr>
       <w:r>
-        <w:t xml:space="preserve">Целью лабораторной работы является установка и первичная настройка программного обеспечения GNS3, а также подготовка экспериментального стенда для дальнейшего моделирования сетей. В рамках работы требовалось установить клиентскую часть GNS3, развернуть виртуальную машину GNS3 VM и импортировать в систему образы маршрутизаторов FRR и VyOS.</w:t>
-      </w:r>
-    </w:p>
-    <w:bookmarkEnd w:id="20"/>
-    <w:bookmarkStart w:id="21" w:name="задание"/>
-    <w:p>
-      <w:pPr>
-        <w:pStyle w:val="Heading1"/>
-      </w:pPr>
-      <w:r>
-        <w:t xml:space="preserve">2. Задание</w:t>
-      </w:r>
+        <w:t>Целью лабораторной работы является установка и первичная настройка программного обеспечения GNS3, а также подготовка экспериментального стенда для дальнейшего моделирования сетей. В рамках работы требовалось установить клиентскую часть GNS3, развернуть виртуальную машину GNS3 VM и импортировать в систему образы маршрутизаторов FRR и VyOS.</w:t>
+      </w:r>
+    </w:p>
+    <w:p>
+      <w:pPr>
+        <w:pStyle w:val="1"/>
+      </w:pPr>
+      <w:bookmarkStart w:id="2" w:name="задание"/>
+      <w:bookmarkStart w:id="3" w:name="_Toc224732129"/>
+      <w:bookmarkEnd w:id="0"/>
+      <w:r>
+        <w:t>2. Задание</w:t>
+      </w:r>
+      <w:bookmarkEnd w:id="3"/>
     </w:p>
     <w:p>
       <w:pPr>
         <w:pStyle w:val="FirstParagraph"/>
       </w:pPr>
       <w:r>
-        <w:t xml:space="preserve">В ходе лабораторной работы требовалось выполнить следующие действия:</w:t>
+        <w:t>В ходе лабораторной работы требовалось выполнить следующие действия:</w:t>
       </w:r>
     </w:p>
     <w:p>
@@ -92,11 +517,11 @@
         <w:pStyle w:val="Compact"/>
         <w:numPr>
           <w:ilvl w:val="0"/>
-          <w:numId w:val="1001"/>
+          <w:numId w:val="2"/>
         </w:numPr>
       </w:pPr>
       <w:r>
-        <w:t xml:space="preserve">Установить GNS3-all-in-one и GNS3 VM, после чего проверить корректность запуска программного комплекса.</w:t>
+        <w:t>Установить GNS3-all-in-one и GNS3 VM, после чего проверить корректность запуска программного комплекса.</w:t>
       </w:r>
     </w:p>
     <w:p>
@@ -104,11 +529,11 @@
         <w:pStyle w:val="Compact"/>
         <w:numPr>
           <w:ilvl w:val="0"/>
-          <w:numId w:val="1001"/>
+          <w:numId w:val="2"/>
         </w:numPr>
       </w:pPr>
       <w:r>
-        <w:t xml:space="preserve">Импортировать в GNS3 образ маршрутизатора FRR.</w:t>
+        <w:t>Импортировать в GNS3 образ маршрутизатора FRR.</w:t>
       </w:r>
     </w:p>
     <w:p>
@@ -116,578 +541,502 @@
         <w:pStyle w:val="Compact"/>
         <w:numPr>
           <w:ilvl w:val="0"/>
-          <w:numId w:val="1001"/>
+          <w:numId w:val="2"/>
         </w:numPr>
       </w:pPr>
       <w:r>
-        <w:t xml:space="preserve">Импортировать в GNS3 образ маршрутизатора VyOS.</w:t>
-      </w:r>
-    </w:p>
-    <w:bookmarkEnd w:id="21"/>
-    <w:bookmarkStart w:id="22" w:name="теоретическое-введение"/>
-    <w:p>
-      <w:pPr>
-        <w:pStyle w:val="Heading1"/>
-      </w:pPr>
-      <w:r>
-        <w:t xml:space="preserve">3. Теоретическое введение</w:t>
-      </w:r>
+        <w:t>Импортировать в GNS3 образ маршрутизатора VyOS.</w:t>
+      </w:r>
+    </w:p>
+    <w:p>
+      <w:pPr>
+        <w:pStyle w:val="1"/>
+      </w:pPr>
+      <w:bookmarkStart w:id="4" w:name="теоретическое-введение"/>
+      <w:bookmarkStart w:id="5" w:name="_Toc224732130"/>
+      <w:bookmarkEnd w:id="2"/>
+      <w:r>
+        <w:t>3. Теоретическое введение</w:t>
+      </w:r>
+      <w:bookmarkEnd w:id="5"/>
     </w:p>
     <w:p>
       <w:pPr>
         <w:pStyle w:val="FirstParagraph"/>
       </w:pPr>
       <w:r>
-        <w:t xml:space="preserve">GNS3 представляет собой программную платформу для эмуляции и моделирования компьютерных сетей. Она используется для проектирования, настройки, тестирования и диагностики как виртуальных, так и реальных сетевых топологий. В составе GNS3 выделяются два основных компонента: клиентская часть с графическим интерфейсом GNS3-all-in-one и виртуальная машина GNS3 VM, на которой размещаются и запускаются виртуальные сетевые устройства.</w:t>
-      </w:r>
-    </w:p>
-    <w:p>
-      <w:pPr>
-        <w:pStyle w:val="BodyText"/>
-      </w:pPr>
-      <w:r>
-        <w:t xml:space="preserve">Особенностью GNS3 является поддержка как эмуляции, так и моделирования устройств. В режиме эмуляции используется реальное программное обеспечение сетевого устройства, например образ операционной системы маршрутизатора, а в режиме моделирования воспроизводится только логика работы устройства без запуска полноценной сетевой ОС. Для учебных и лабораторных задач рекомендуется использовать локальную виртуальную машину GNS3 VM, развёрнутую в среде VirtualBox.</w:t>
-      </w:r>
-    </w:p>
-    <w:p>
-      <w:pPr>
-        <w:pStyle w:val="BodyText"/>
-      </w:pPr>
-      <w:r>
-        <w:t xml:space="preserve">При работе с GNS3 необходимо следить за соответствием версии клиентской части и версии виртуальной машины. Кроме того, для корректной работы сетевой эмуляции требуется правильно настроить виртуализацию, сетевой адаптер типа «Виртуальный адаптер хоста» и вложенную виртуализацию в VirtualBox.</w:t>
-      </w:r>
-    </w:p>
-    <w:bookmarkEnd w:id="22"/>
-    <w:bookmarkStart w:id="23" w:name="выполнение-лабораторной-работы"/>
-    <w:p>
-      <w:pPr>
-        <w:pStyle w:val="Heading1"/>
-      </w:pPr>
-      <w:r>
-        <w:t xml:space="preserve">4. Выполнение лабораторной работы</w:t>
-      </w:r>
+        <w:t>GNS3 представляет собой программную платформу для эмуляции и моделирования компьютерных сетей. Она используется для проектирования, настройки, тестирования и диагностики как виртуальных, так и реальных сетевых топологий. В составе GNS3 выделяются два основных компонента: клиентская часть с графическим интерфейсом GNS3-all-in-one и виртуальная машина GNS3 VM, на которой размещаются и запускаются виртуальные сетевые устройства.</w:t>
+      </w:r>
+    </w:p>
+    <w:p>
+      <w:pPr>
+        <w:pStyle w:val="a0"/>
+      </w:pPr>
+      <w:r>
+        <w:lastRenderedPageBreak/>
+        <w:t>Особенностью GNS3 является поддержка как эмуляции, так и моделирования устройств. В режиме эмуляции используется реальное программное обеспечение сетевого устройства, например образ операционной системы маршрутизатора, а в режиме моделирования воспроизводится только логика работы устройства без запуска полноценной сетевой ОС. Для учебных и лабораторных задач рекомендуется использовать локальную виртуальную машину GNS3 VM, развёрнутую в среде VirtualBox.</w:t>
+      </w:r>
+    </w:p>
+    <w:p>
+      <w:pPr>
+        <w:pStyle w:val="a0"/>
+      </w:pPr>
+      <w:r>
+        <w:t>При работе с GNS3 необходимо следить за соответствием версии клиентской части и версии виртуальной машины. Кроме того, для корректной работы сетевой эмуляции требуется правильно настроить виртуализацию, сетевой адаптер типа «Виртуальный адаптер хоста» и вложенную виртуализацию в VirtualBox.</w:t>
+      </w:r>
+    </w:p>
+    <w:p>
+      <w:pPr>
+        <w:pStyle w:val="1"/>
+      </w:pPr>
+      <w:bookmarkStart w:id="6" w:name="выполнение-лабораторной-работы"/>
+      <w:bookmarkStart w:id="7" w:name="_Toc224732131"/>
+      <w:bookmarkEnd w:id="4"/>
+      <w:r>
+        <w:t>4. Выполнение лабораторной работы</w:t>
+      </w:r>
+      <w:bookmarkEnd w:id="7"/>
     </w:p>
     <w:p>
       <w:pPr>
         <w:numPr>
           <w:ilvl w:val="0"/>
-          <w:numId w:val="1002"/>
+          <w:numId w:val="3"/>
         </w:numPr>
       </w:pPr>
       <w:r>
-        <w:t xml:space="preserve">Для начала была установлена клиентская часть GNS3-all-in-one. Установка выполнялась через PowerShell с правами администратора при помощи менеджера пакетов Chocolatey командой</w:t>
-      </w:r>
-      <w:r>
-        <w:t xml:space="preserve"> </w:t>
+        <w:t xml:space="preserve">Для начала была установлена клиентская часть GNS3-all-in-one. Установка выполнялась через PowerShell с правами администратора при помощи менеджера пакетов Chocolatey командой </w:t>
       </w:r>
       <w:r>
         <w:rPr>
           <w:rStyle w:val="VerbatimChar"/>
         </w:rPr>
-        <w:t xml:space="preserve">choco install gns3 -y</w:t>
-      </w:r>
-      <w:r>
-        <w:t xml:space="preserve">. В процессе установки были выбраны компоненты MSVC Runtime, GNS3-Desktop, GNS3-VM и Tools, а в качестве платформы виртуализации был указан VirtualBox.</w:t>
+        <w:t>choco install gns3 -y</w:t>
+      </w:r>
+      <w:r>
+        <w:t>. В процессе установки были выбраны компоненты MSVC Runtime, GNS3-Desktop, GNS3-VM и Tools, а в качестве платформы виртуализации был указан VirtualBox.</w:t>
       </w:r>
     </w:p>
     <w:p>
       <w:pPr>
         <w:numPr>
           <w:ilvl w:val="0"/>
-          <w:numId w:val="1002"/>
+          <w:numId w:val="3"/>
         </w:numPr>
       </w:pPr>
       <w:r>
-        <w:t xml:space="preserve">После этого была проверена установка VirtualBox. Если он отсутствовал в системе, установка выполнялась отдельно командой</w:t>
-      </w:r>
-      <w:r>
-        <w:t xml:space="preserve"> </w:t>
+        <w:t xml:space="preserve">После этого была проверена установка VirtualBox. Если он отсутствовал в системе, установка выполнялась отдельно командой </w:t>
       </w:r>
       <w:r>
         <w:rPr>
           <w:rStyle w:val="VerbatimChar"/>
         </w:rPr>
-        <w:t xml:space="preserve">choco install virtualbox -y</w:t>
-      </w:r>
-      <w:r>
-        <w:t xml:space="preserve">. Это было необходимо, так как дальнейшая работа с GNS3 VM в методических указаниях ориентирована именно на VirtualBox.</w:t>
+        <w:t>choco install virtualbox -y</w:t>
+      </w:r>
+      <w:r>
+        <w:t>. Это было необходимо, так как дальнейшая работа с GNS3 VM в методических указаниях ориентирована именно на VirtualBox.</w:t>
       </w:r>
     </w:p>
     <w:p>
       <w:pPr>
         <w:numPr>
           <w:ilvl w:val="0"/>
-          <w:numId w:val="1002"/>
+          <w:numId w:val="3"/>
         </w:numPr>
       </w:pPr>
       <w:r>
-        <w:t xml:space="preserve">Далее была подготовлена виртуальная машина GNS3 VM для VirtualBox. Для этого архив с образом виртуальной машины был распакован, после чего файл</w:t>
-      </w:r>
-      <w:r>
-        <w:t xml:space="preserve"> </w:t>
+        <w:t xml:space="preserve">Далее была подготовлена виртуальная машина GNS3 VM для VirtualBox. Для этого архив с образом виртуальной машины был распакован, после чего файл </w:t>
       </w:r>
       <w:r>
         <w:rPr>
           <w:rStyle w:val="VerbatimChar"/>
         </w:rPr>
-        <w:t xml:space="preserve">GNS3 VM.ova</w:t>
-      </w:r>
-      <w:r>
-        <w:t xml:space="preserve"> </w:t>
-      </w:r>
-      <w:r>
-        <w:t xml:space="preserve">был импортирован в VirtualBox через меню импорта конфигураций. На этапе импорта была выбрана политика генерации новых MAC-адресов для всех сетевых адаптеров.</w:t>
+        <w:t>GNS3 VM.ova</w:t>
+      </w:r>
+      <w:r>
+        <w:t xml:space="preserve"> был импортирован в VirtualBox через меню импорта конфигураций. На этапе импорта была выбрана политика генерации новых MAC-адресов для всех сетевых адаптеров.</w:t>
       </w:r>
     </w:p>
     <w:p>
       <w:pPr>
         <w:numPr>
           <w:ilvl w:val="0"/>
-          <w:numId w:val="1002"/>
+          <w:numId w:val="3"/>
         </w:numPr>
       </w:pPr>
       <w:r>
-        <w:t xml:space="preserve">После импорта были проверены и откорректированы параметры виртуальной машины. В настройках VirtualBox была выделена память не менее 2048 МБ, количество процессоров установлено не менее двух, а при необходимости исправлены замечания по видеопамяти и типу графического контроллера. Это позволило привести параметры виртуальной машины к минимально рекомендованным значениям.</w:t>
+        <w:t>После импорта были проверены и откорректированы параметры виртуальной машины. В настройках VirtualBox была выделена память не менее 2048 МБ, количество процессоров установлено не менее двух, а при необходимости исправлены замечания по видеопамяти и типу графического контроллера. Это позволило привести параметры виртуальной машины к минимально рекомендованным значениям.</w:t>
       </w:r>
     </w:p>
     <w:p>
       <w:pPr>
         <w:numPr>
           <w:ilvl w:val="0"/>
-          <w:numId w:val="1002"/>
+          <w:numId w:val="3"/>
         </w:numPr>
       </w:pPr>
       <w:r>
-        <w:t xml:space="preserve">Затем была настроена вложенная виртуализация. Для этого в терминале была выполнена команда</w:t>
-      </w:r>
-      <w:r>
-        <w:t xml:space="preserve"> </w:t>
+        <w:t xml:space="preserve">Затем была настроена вложенная виртуализация. Для этого в терминале была выполнена команда </w:t>
       </w:r>
       <w:r>
         <w:rPr>
           <w:rStyle w:val="VerbatimChar"/>
         </w:rPr>
-        <w:t xml:space="preserve">vboxmanage modifyvm "GNS3 VM" --nested-hw-virt on</w:t>
-      </w:r>
-      <w:r>
-        <w:t xml:space="preserve">, после чего в настройках VirtualBox было подтверждено включение опции Nested VT-x/AMD-V. Этот шаг необходим для корректного запуска сетевых образов внутри GNS3 VM.</w:t>
+        <w:t>vboxmanage modifyvm "GNS3 VM" --nested-hw-virt on</w:t>
+      </w:r>
+      <w:r>
+        <w:t>, после чего в настройках VirtualBox было подтверждено включение опции Nested VT-x/AMD-V. Этот шаг необходим для корректного запуска сетевых образов внутри GNS3 VM.</w:t>
       </w:r>
     </w:p>
     <w:p>
       <w:pPr>
         <w:numPr>
           <w:ilvl w:val="0"/>
-          <w:numId w:val="1002"/>
+          <w:numId w:val="3"/>
         </w:numPr>
       </w:pPr>
       <w:r>
-        <w:t xml:space="preserve">После настройки виртуализации был сконфигурирован сетевой адаптер виртуальной машины. В параметрах сети для первого адаптера был выбран режим подключения «Виртуальный адаптер хоста». При необходимости через менеджер сетей хоста VirtualBox дополнительно создавалась сеть</w:t>
-      </w:r>
-      <w:r>
-        <w:t xml:space="preserve"> </w:t>
+        <w:t xml:space="preserve">После настройки виртуализации был сконфигурирован сетевой адаптер виртуальной машины. В параметрах сети для первого адаптера был выбран режим подключения «Виртуальный адаптер хоста». При необходимости через </w:t>
+      </w:r>
+      <w:r>
+        <w:lastRenderedPageBreak/>
+        <w:t xml:space="preserve">менеджер сетей хоста VirtualBox дополнительно создавалась сеть </w:t>
       </w:r>
       <w:r>
         <w:rPr>
           <w:rStyle w:val="VerbatimChar"/>
         </w:rPr>
-        <w:t xml:space="preserve">vboxnet0</w:t>
-      </w:r>
-      <w:r>
-        <w:t xml:space="preserve"> </w:t>
-      </w:r>
-      <w:r>
-        <w:t xml:space="preserve">и проверялись параметры адресации и DHCP.</w:t>
+        <w:t>vboxnet0</w:t>
+      </w:r>
+      <w:r>
+        <w:t xml:space="preserve"> и проверялись параметры адресации и DHCP.</w:t>
       </w:r>
     </w:p>
     <w:p>
       <w:pPr>
         <w:numPr>
           <w:ilvl w:val="0"/>
-          <w:numId w:val="1002"/>
+          <w:numId w:val="3"/>
         </w:numPr>
       </w:pPr>
       <w:r>
-        <w:t xml:space="preserve">Затем была выполнена проверка запуска GNS3 VM. Виртуальная машина была запущена в VirtualBox, после чего в основной операционной системе было открыто приложение GNS3. Это позволило перейти к первоначальной настройке соединения клиента с серверной частью.</w:t>
+        <w:t>Затем была выполнена проверка запуска GNS3 VM. Виртуальная машина была запущена в VirtualBox, после чего в основной операционной системе было открыто приложение GNS3. Это позволило перейти к первоначальной настройке соединения клиента с серверной частью.</w:t>
       </w:r>
     </w:p>
     <w:p>
       <w:pPr>
         <w:numPr>
           <w:ilvl w:val="0"/>
-          <w:numId w:val="1002"/>
+          <w:numId w:val="3"/>
         </w:numPr>
       </w:pPr>
       <w:r>
-        <w:t xml:space="preserve">При первом запуске приложения GNS3 был пройден мастер начальной настройки. В мастере был выбран режим работы</w:t>
-      </w:r>
-      <w:r>
-        <w:t xml:space="preserve"> </w:t>
+        <w:t xml:space="preserve">При первом запуске приложения GNS3 был пройден мастер начальной настройки. В мастере был выбран режим работы </w:t>
       </w:r>
       <w:r>
         <w:rPr>
           <w:rStyle w:val="VerbatimChar"/>
         </w:rPr>
-        <w:t xml:space="preserve">Run appliance in a virtual machine</w:t>
-      </w:r>
-      <w:r>
-        <w:t xml:space="preserve">, то есть запуск сетевых устройств на виртуальной машине. Далее в настройках локального сервера были оставлены стандартный путь и порт, а в качестве host binding был выбран IP-адрес интерфейса VirtualBox из соответствующей подсети.</w:t>
+        <w:t>Run appliance in a virtual machine</w:t>
+      </w:r>
+      <w:r>
+        <w:t>, то есть запуск сетевых устройств на виртуальной машине. Далее в настройках локального сервера были оставлены стандартный путь и порт, а в качестве host binding был выбран IP-адрес интерфейса VirtualBox из соответствующей подсети.</w:t>
       </w:r>
     </w:p>
     <w:p>
       <w:pPr>
         <w:numPr>
           <w:ilvl w:val="0"/>
-          <w:numId w:val="1002"/>
+          <w:numId w:val="3"/>
         </w:numPr>
       </w:pPr>
       <w:r>
-        <w:t xml:space="preserve">После успешного подключения клиента к серверу была завершена начальная настройка GNS3. В окне итоговых параметров было подтверждено корректное соединение, после чего мастер был завершён кнопкой</w:t>
-      </w:r>
-      <w:r>
-        <w:t xml:space="preserve"> </w:t>
+        <w:t xml:space="preserve">После успешного подключения клиента к серверу была завершена начальная настройка GNS3. В окне итоговых параметров было подтверждено корректное соединение, после чего мастер был завершён кнопкой </w:t>
       </w:r>
       <w:r>
         <w:rPr>
           <w:rStyle w:val="VerbatimChar"/>
         </w:rPr>
-        <w:t xml:space="preserve">Finish</w:t>
-      </w:r>
-      <w:r>
-        <w:t xml:space="preserve">. При необходимости затем были открыты дополнительные настройки через меню</w:t>
-      </w:r>
-      <w:r>
-        <w:t xml:space="preserve"> </w:t>
+        <w:t>Finish</w:t>
+      </w:r>
+      <w:r>
+        <w:t xml:space="preserve">. При необходимости затем были открыты дополнительные настройки через меню </w:t>
       </w:r>
       <w:r>
         <w:rPr>
           <w:rStyle w:val="VerbatimChar"/>
         </w:rPr>
-        <w:t xml:space="preserve">Edit -&gt; Preferences</w:t>
-      </w:r>
-      <w:r>
-        <w:t xml:space="preserve">.</w:t>
+        <w:t>Edit -&gt; Preferences</w:t>
+      </w:r>
+      <w:r>
+        <w:t>.</w:t>
       </w:r>
     </w:p>
     <w:p>
       <w:pPr>
         <w:numPr>
           <w:ilvl w:val="0"/>
-          <w:numId w:val="1002"/>
+          <w:numId w:val="3"/>
         </w:numPr>
       </w:pPr>
       <w:r>
-        <w:t xml:space="preserve">Далее начался импорт первого сетевого устройства — маршрутизатора FRR. В рабочем пространстве GNS3 на левой панели был открыт список маршрутизаторов, после чего через кнопку</w:t>
-      </w:r>
-      <w:r>
-        <w:t xml:space="preserve"> </w:t>
+        <w:t xml:space="preserve">Далее начался импорт первого сетевого устройства — маршрутизатора FRR. В рабочем пространстве GNS3 на левой панели был открыт список маршрутизаторов, после чего через кнопку </w:t>
       </w:r>
       <w:r>
         <w:rPr>
           <w:rStyle w:val="VerbatimChar"/>
         </w:rPr>
-        <w:t xml:space="preserve">+ New template</w:t>
-      </w:r>
-      <w:r>
-        <w:t xml:space="preserve"> </w:t>
-      </w:r>
-      <w:r>
-        <w:t xml:space="preserve">был запущен мастер добавления нового шаблона устройства. В качестве источника установки был выбран сервер GNS3.</w:t>
+        <w:t>+ New template</w:t>
+      </w:r>
+      <w:r>
+        <w:t xml:space="preserve"> был запущен мастер добавления нового шаблона устройства. В качестве источника установки был выбран сервер GNS3.</w:t>
       </w:r>
     </w:p>
     <w:p>
       <w:pPr>
         <w:numPr>
           <w:ilvl w:val="0"/>
-          <w:numId w:val="1002"/>
+          <w:numId w:val="3"/>
         </w:numPr>
       </w:pPr>
       <w:r>
-        <w:t xml:space="preserve">На следующем этапе в списке устройств был выбран раздел</w:t>
-      </w:r>
-      <w:r>
-        <w:t xml:space="preserve"> </w:t>
+        <w:t xml:space="preserve">На следующем этапе в списке устройств был выбран раздел </w:t>
       </w:r>
       <w:r>
         <w:rPr>
           <w:rStyle w:val="VerbatimChar"/>
         </w:rPr>
-        <w:t xml:space="preserve">Routers</w:t>
-      </w:r>
-      <w:r>
-        <w:t xml:space="preserve"> </w:t>
-      </w:r>
-      <w:r>
-        <w:t xml:space="preserve">и образ</w:t>
-      </w:r>
-      <w:r>
-        <w:t xml:space="preserve"> </w:t>
+        <w:t>Routers</w:t>
+      </w:r>
+      <w:r>
+        <w:t xml:space="preserve"> и образ </w:t>
       </w:r>
       <w:r>
         <w:rPr>
           <w:rStyle w:val="VerbatimChar"/>
         </w:rPr>
-        <w:t xml:space="preserve">FRR (FRRouting)</w:t>
-      </w:r>
-      <w:r>
-        <w:t xml:space="preserve">. После этого установка была направлена на виртуальную машину GNS3 VM, а в качестве эмулятора был оставлен вариант по умолчанию. Затем была выбрана актуальная версия FRR, выполнено скачивание образа и импорт файла в систему.</w:t>
+        <w:t>FRR (FRRouting)</w:t>
+      </w:r>
+      <w:r>
+        <w:t>. После этого установка была направлена на виртуальную машину GNS3 VM, а в качестве эмулятора был оставлен вариант по умолчанию. Затем была выбрана актуальная версия FRR, выполнено скачивание образа и импорт файла в систему.</w:t>
       </w:r>
     </w:p>
     <w:p>
       <w:pPr>
         <w:numPr>
           <w:ilvl w:val="0"/>
-          <w:numId w:val="1002"/>
+          <w:numId w:val="3"/>
         </w:numPr>
       </w:pPr>
       <w:r>
-        <w:t xml:space="preserve">После завершения импорта была выполнена дополнительная настройка шаблона FRR. В свойствах устройства, открытых через</w:t>
-      </w:r>
-      <w:r>
-        <w:t xml:space="preserve"> </w:t>
+        <w:t xml:space="preserve">После завершения импорта была выполнена дополнительная настройка шаблона FRR. В свойствах устройства, открытых через </w:t>
       </w:r>
       <w:r>
         <w:rPr>
           <w:rStyle w:val="VerbatimChar"/>
         </w:rPr>
-        <w:t xml:space="preserve">Configure template</w:t>
-      </w:r>
-      <w:r>
-        <w:t xml:space="preserve">, в разделе</w:t>
-      </w:r>
-      <w:r>
-        <w:t xml:space="preserve"> </w:t>
+        <w:t>Configure template</w:t>
+      </w:r>
+      <w:r>
+        <w:t xml:space="preserve">, в разделе </w:t>
       </w:r>
       <w:r>
         <w:rPr>
           <w:rStyle w:val="VerbatimChar"/>
         </w:rPr>
-        <w:t xml:space="preserve">General settings</w:t>
-      </w:r>
-      <w:r>
-        <w:t xml:space="preserve"> </w:t>
-      </w:r>
-      <w:r>
-        <w:t xml:space="preserve">для параметра</w:t>
-      </w:r>
-      <w:r>
-        <w:t xml:space="preserve"> </w:t>
+        <w:t>General settings</w:t>
+      </w:r>
+      <w:r>
+        <w:t xml:space="preserve"> для параметра </w:t>
       </w:r>
       <w:r>
         <w:rPr>
           <w:rStyle w:val="VerbatimChar"/>
         </w:rPr>
-        <w:t xml:space="preserve">On close</w:t>
-      </w:r>
-      <w:r>
-        <w:t xml:space="preserve"> </w:t>
-      </w:r>
-      <w:r>
-        <w:t xml:space="preserve">было установлено значение</w:t>
-      </w:r>
-      <w:r>
-        <w:t xml:space="preserve"> </w:t>
+        <w:t>On close</w:t>
+      </w:r>
+      <w:r>
+        <w:t xml:space="preserve"> было установлено значение </w:t>
       </w:r>
       <w:r>
         <w:rPr>
           <w:rStyle w:val="VerbatimChar"/>
         </w:rPr>
-        <w:t xml:space="preserve">Send the shutdown signal (ACPI)</w:t>
-      </w:r>
-      <w:r>
-        <w:t xml:space="preserve">. Во вкладке</w:t>
-      </w:r>
-      <w:r>
-        <w:t xml:space="preserve"> </w:t>
+        <w:t>Send the shutdown signal (ACPI)</w:t>
+      </w:r>
+      <w:r>
+        <w:t xml:space="preserve">. Во вкладке </w:t>
       </w:r>
       <w:r>
         <w:rPr>
           <w:rStyle w:val="VerbatimChar"/>
         </w:rPr>
-        <w:t xml:space="preserve">HDD</w:t>
-      </w:r>
-      <w:r>
-        <w:t xml:space="preserve"> </w:t>
-      </w:r>
-      <w:r>
-        <w:t xml:space="preserve">была включена опция</w:t>
-      </w:r>
-      <w:r>
-        <w:t xml:space="preserve"> </w:t>
+        <w:t>HDD</w:t>
+      </w:r>
+      <w:r>
+        <w:t xml:space="preserve"> была включена опция </w:t>
       </w:r>
       <w:r>
         <w:rPr>
           <w:rStyle w:val="VerbatimChar"/>
         </w:rPr>
-        <w:t xml:space="preserve">Automatically create a config disk on HDD</w:t>
-      </w:r>
-      <w:r>
-        <w:t xml:space="preserve">, чтобы конфигурационный диск создавался автоматически.</w:t>
+        <w:t>Automatically create a config disk on HDD</w:t>
+      </w:r>
+      <w:r>
+        <w:t>, чтобы конфигурационный диск создавался автоматически.</w:t>
       </w:r>
     </w:p>
     <w:p>
       <w:pPr>
         <w:numPr>
           <w:ilvl w:val="0"/>
-          <w:numId w:val="1002"/>
+          <w:numId w:val="3"/>
         </w:numPr>
       </w:pPr>
       <w:r>
-        <w:t xml:space="preserve">После этого был выполнен импорт второго маршрутизатора — VyOS. Процедура добавления началась аналогично: через список маршрутизаторов и кнопку</w:t>
-      </w:r>
-      <w:r>
-        <w:t xml:space="preserve"> </w:t>
+        <w:t xml:space="preserve">После этого был выполнен импорт второго маршрутизатора — VyOS. Процедура добавления началась аналогично: через список маршрутизаторов и кнопку </w:t>
       </w:r>
       <w:r>
         <w:rPr>
           <w:rStyle w:val="VerbatimChar"/>
         </w:rPr>
-        <w:t xml:space="preserve">+ New template</w:t>
-      </w:r>
-      <w:r>
-        <w:t xml:space="preserve"> </w:t>
-      </w:r>
-      <w:r>
-        <w:t xml:space="preserve">был открыт мастер создания шаблона, в качестве источника установки был выбран сервер GNS3, а в списке роутеров выбран образ VyOS.</w:t>
+        <w:t>+ New template</w:t>
+      </w:r>
+      <w:r>
+        <w:t xml:space="preserve"> был открыт мастер создания шаблона, в качестве источника установки был выбран сервер GNS3, а в списке роутеров выбран образ VyOS.</w:t>
       </w:r>
     </w:p>
     <w:p>
       <w:pPr>
         <w:numPr>
           <w:ilvl w:val="0"/>
-          <w:numId w:val="1002"/>
+          <w:numId w:val="3"/>
         </w:numPr>
       </w:pPr>
       <w:r>
-        <w:t xml:space="preserve">Далее для VyOS была указана установка на виртуальную машину GNS3 VM и оставлен стандартный эмулятор. Затем был выбран подходящий rolling-образ, например</w:t>
-      </w:r>
-      <w:r>
-        <w:t xml:space="preserve"> </w:t>
+        <w:t xml:space="preserve">Далее для VyOS была указана установка на виртуальную машину GNS3 VM и оставлен стандартный эмулятор. Затем был выбран подходящий rolling-образ, например </w:t>
       </w:r>
       <w:r>
         <w:rPr>
           <w:rStyle w:val="VerbatimChar"/>
         </w:rPr>
-        <w:t xml:space="preserve">vyos-1.3.0-epa3</w:t>
-      </w:r>
-      <w:r>
-        <w:t xml:space="preserve">, после чего были скачаны и импортированы необходимые файлы. Дополнительно был загружен диск</w:t>
-      </w:r>
-      <w:r>
-        <w:t xml:space="preserve"> </w:t>
+        <w:t>vyos-1.3.0-epa3</w:t>
+      </w:r>
+      <w:r>
+        <w:t xml:space="preserve">, после чего были скачаны и импортированы </w:t>
+      </w:r>
+      <w:r>
+        <w:lastRenderedPageBreak/>
+        <w:t xml:space="preserve">необходимые файлы. Дополнительно был загружен диск </w:t>
       </w:r>
       <w:r>
         <w:rPr>
           <w:rStyle w:val="VerbatimChar"/>
         </w:rPr>
-        <w:t xml:space="preserve">empty8G.qcow2</w:t>
-      </w:r>
-      <w:r>
-        <w:t xml:space="preserve">, который также требуется для корректного развёртывания данного маршрутизатора.</w:t>
+        <w:t>empty8G.qcow2</w:t>
+      </w:r>
+      <w:r>
+        <w:t>, который также требуется для корректного развёртывания данного маршрутизатора.</w:t>
       </w:r>
     </w:p>
     <w:p>
       <w:pPr>
         <w:numPr>
           <w:ilvl w:val="0"/>
-          <w:numId w:val="1002"/>
+          <w:numId w:val="3"/>
         </w:numPr>
       </w:pPr>
       <w:r>
-        <w:t xml:space="preserve">На завершающем этапе была выполнена настройка шаблона VyOS. В параметрах устройства был установлен режим</w:t>
-      </w:r>
-      <w:r>
-        <w:t xml:space="preserve"> </w:t>
+        <w:t xml:space="preserve">На завершающем этапе была выполнена настройка шаблона VyOS. В параметрах устройства был установлен режим </w:t>
       </w:r>
       <w:r>
         <w:rPr>
           <w:rStyle w:val="VerbatimChar"/>
         </w:rPr>
-        <w:t xml:space="preserve">On close = Send the shutdown signal (ACPI)</w:t>
-      </w:r>
-      <w:r>
-        <w:t xml:space="preserve">, а во вкладке</w:t>
-      </w:r>
-      <w:r>
-        <w:t xml:space="preserve"> </w:t>
+        <w:t>On close = Send the shutdown signal (ACPI)</w:t>
+      </w:r>
+      <w:r>
+        <w:t xml:space="preserve">, а во вкладке </w:t>
       </w:r>
       <w:r>
         <w:rPr>
           <w:rStyle w:val="VerbatimChar"/>
         </w:rPr>
-        <w:t xml:space="preserve">HDD</w:t>
-      </w:r>
-      <w:r>
-        <w:t xml:space="preserve"> </w:t>
-      </w:r>
-      <w:r>
-        <w:t xml:space="preserve">включено автоматическое создание конфигурационного диска. При необходимости для шаблона также можно изменить графический символ маршрутизатора, выбрав более наглядную иконку.</w:t>
+        <w:t>HDD</w:t>
+      </w:r>
+      <w:r>
+        <w:t xml:space="preserve"> включено автоматическое создание конфигурационного диска. При необходимости для шаблона также можно изменить графический символ маршрутизатора, выбрав более наглядную иконку.</w:t>
       </w:r>
     </w:p>
     <w:p>
       <w:pPr>
         <w:numPr>
           <w:ilvl w:val="0"/>
-          <w:numId w:val="1002"/>
+          <w:numId w:val="3"/>
         </w:numPr>
       </w:pPr>
       <w:r>
-        <w:t xml:space="preserve">После завершения всех этапов было проверено наличие шаблонов FRR и VyOS в списке доступных устройств GNS3. Таким образом, экспериментальный стенд был подготовлен: клиентская часть работала, виртуальная машина GNS3 VM запускалась корректно, а необходимые маршрутизаторы были импортированы и настроены для дальнейших лабораторных работ.</w:t>
-      </w:r>
-    </w:p>
-    <w:bookmarkEnd w:id="23"/>
-    <w:bookmarkStart w:id="24" w:name="выводы"/>
-    <w:p>
-      <w:pPr>
-        <w:pStyle w:val="Heading1"/>
-      </w:pPr>
-      <w:r>
-        <w:t xml:space="preserve">5. Выводы</w:t>
-      </w:r>
+        <w:t>После завершения всех этапов было проверено наличие шаблонов FRR и VyOS в списке доступных устройств GNS3. Таким образом, экспериментальный стенд был подготовлен: клиентская часть работала, виртуальная машина GNS3 VM запускалась корректно, а необходимые маршрутизаторы были импортированы и настроены для дальнейших лабораторных работ.</w:t>
+      </w:r>
+    </w:p>
+    <w:p>
+      <w:pPr>
+        <w:pStyle w:val="1"/>
+      </w:pPr>
+      <w:bookmarkStart w:id="8" w:name="выводы"/>
+      <w:bookmarkStart w:id="9" w:name="_Toc224732132"/>
+      <w:bookmarkEnd w:id="6"/>
+      <w:r>
+        <w:t>5. Выводы</w:t>
+      </w:r>
+      <w:bookmarkEnd w:id="9"/>
     </w:p>
     <w:p>
       <w:pPr>
         <w:pStyle w:val="FirstParagraph"/>
       </w:pPr>
       <w:r>
-        <w:t xml:space="preserve">В ходе лабораторной работы был подготовлен экспериментальный стенд для дальнейшего изучения сетевых технологий в среде GNS3. Были установлены и настроены клиентская часть GNS3, виртуальная машина GNS3 VM и среда виртуализации VirtualBox.</w:t>
-      </w:r>
-    </w:p>
-    <w:p>
-      <w:pPr>
-        <w:pStyle w:val="BodyText"/>
-      </w:pPr>
-      <w:r>
-        <w:t xml:space="preserve">Кроме того, были импортированы и настроены образы маршрутизаторов FRR и VyOS. Это означает, что система готова к построению сетевых топологий, запуску виртуальных маршрутизаторов и выполнению последующих лабораторных работ, связанных с настройкой и исследованием сетевого взаимодействия.</w:t>
-      </w:r>
-    </w:p>
-    <w:p>
-      <w:pPr>
-        <w:pStyle w:val="BodyText"/>
-      </w:pPr>
-      <w:r>
-        <w:t xml:space="preserve">Практическое выполнение данной работы показало, что корректная настройка виртуализации, сетевых адаптеров и шаблонов устройств имеет принципиальное значение. Даже при успешной установке GNS3 ошибки в конфигурации VirtualBox или шаблонов маршрутизаторов могут сделать дальнейшую работу стенда невозможной или нестабильной.</w:t>
-      </w:r>
-    </w:p>
-    <w:bookmarkEnd w:id="24"/>
-    <w:bookmarkStart w:id="25" w:name="список-литературы"/>
-    <w:p>
-      <w:pPr>
-        <w:pStyle w:val="Heading1"/>
-      </w:pPr>
-      <w:r>
-        <w:t xml:space="preserve">6. Список литературы</w:t>
-      </w:r>
+        <w:t>В ходе лабораторной работы был подготовлен экспериментальный стенд для дальнейшего изучения сетевых технологий в среде GNS3. Были установлены и настроены клиентская часть GNS3, виртуальная машина GNS3 VM и среда виртуализации VirtualBox.</w:t>
+      </w:r>
+    </w:p>
+    <w:p>
+      <w:pPr>
+        <w:pStyle w:val="a0"/>
+      </w:pPr>
+      <w:r>
+        <w:t>Кроме того, были импортированы и настроены образы маршрутизаторов FRR и VyOS. Это означает, что система готова к построению сетевых топологий, запуску виртуальных маршрутизаторов и выполнению последующих лабораторных работ, связанных с настройкой и исследованием сетевого взаимодействия.</w:t>
+      </w:r>
+    </w:p>
+    <w:p>
+      <w:pPr>
+        <w:pStyle w:val="a0"/>
+      </w:pPr>
+      <w:r>
+        <w:t>Практическое выполнение данной работы показало, что корректная настройка виртуализации, сетевых адаптеров и шаблонов устройств имеет принципиальное значение. Даже при успешной установке GNS3 ошибки в конфигурации VirtualBox или шаблонов маршрутизаторов могут сделать дальнейшую работу стенда невозможной или нестабильной.</w:t>
+      </w:r>
+    </w:p>
+    <w:p>
+      <w:pPr>
+        <w:pStyle w:val="1"/>
+      </w:pPr>
+      <w:bookmarkStart w:id="10" w:name="список-литературы"/>
+      <w:bookmarkStart w:id="11" w:name="_Toc224732133"/>
+      <w:bookmarkEnd w:id="8"/>
+      <w:r>
+        <w:t>6. Список литературы</w:t>
+      </w:r>
+      <w:bookmarkEnd w:id="11"/>
     </w:p>
     <w:p>
       <w:pPr>
         <w:pStyle w:val="Compact"/>
         <w:numPr>
           <w:ilvl w:val="0"/>
-          <w:numId w:val="1003"/>
+          <w:numId w:val="4"/>
         </w:numPr>
       </w:pPr>
       <w:r>
-        <w:t xml:space="preserve">Королькова А. В., Кулябов Д. С. Сетевые технологии. Лабораторный практикум.</w:t>
+        <w:t>Королькова А. В., Кулябов Д. С. Сетевые технологии. Лабораторный практикум.</w:t>
       </w:r>
     </w:p>
     <w:p>
@@ -695,11 +1044,11 @@
         <w:pStyle w:val="Compact"/>
         <w:numPr>
           <w:ilvl w:val="0"/>
-          <w:numId w:val="1003"/>
+          <w:numId w:val="4"/>
         </w:numPr>
       </w:pPr>
       <w:r>
-        <w:t xml:space="preserve">Документация GNS3.</w:t>
+        <w:t>Документация GNS3.</w:t>
       </w:r>
     </w:p>
     <w:p>
@@ -707,51 +1056,32 @@
         <w:pStyle w:val="Compact"/>
         <w:numPr>
           <w:ilvl w:val="0"/>
-          <w:numId w:val="1003"/>
+          <w:numId w:val="4"/>
         </w:numPr>
       </w:pPr>
       <w:r>
-        <w:t xml:space="preserve">Документация VirtualBox.</w:t>
-      </w:r>
-    </w:p>
-    <w:bookmarkEnd w:id="25"/>
+        <w:t>Документация VirtualBox.</w:t>
+      </w:r>
+      <w:bookmarkEnd w:id="10"/>
+    </w:p>
     <w:sectPr>
       <w:footnotePr>
         <w:numRestart w:val="eachSect"/>
       </w:footnotePr>
+      <w:pgSz w:w="12240" w:h="15840"/>
+      <w:pgMar w:top="1134" w:right="850" w:bottom="1134" w:left="1701" w:header="720" w:footer="720" w:gutter="0"/>
+      <w:cols w:space="720"/>
     </w:sectPr>
   </w:body>
 </w:document>
 </file>
 
-<file path=word/comments.xml><?xml version="1.0" encoding="utf-8"?>
-<w:comments xmlns:w="http://schemas.openxmlformats.org/wordprocessingml/2006/main" xmlns:m="http://schemas.openxmlformats.org/officeDocument/2006/math" xmlns:r="http://schemas.openxmlformats.org/officeDocument/2006/relationships" xmlns:o="urn:schemas-microsoft-com:office:office" xmlns:v="urn:schemas-microsoft-com:vml" xmlns:w10="urn:schemas-microsoft-com:office:word" xmlns:a="http://schemas.openxmlformats.org/drawingml/2006/main" xmlns:pic="http://schemas.openxmlformats.org/drawingml/2006/picture" xmlns:wp="http://schemas.openxmlformats.org/drawingml/2006/wordprocessingDrawing"/>
-</file>
-
-<file path=word/footnotes.xml><?xml version="1.0" encoding="utf-8"?>
-<w:footnotes xmlns:w="http://schemas.openxmlformats.org/wordprocessingml/2006/main" xmlns:m="http://schemas.openxmlformats.org/officeDocument/2006/math" xmlns:r="http://schemas.openxmlformats.org/officeDocument/2006/relationships" xmlns:o="urn:schemas-microsoft-com:office:office" xmlns:v="urn:schemas-microsoft-com:vml" xmlns:w10="urn:schemas-microsoft-com:office:word" xmlns:a="http://schemas.openxmlformats.org/drawingml/2006/main" xmlns:pic="http://schemas.openxmlformats.org/drawingml/2006/picture" xmlns:wp="http://schemas.openxmlformats.org/drawingml/2006/wordprocessingDrawing">
-  <w:footnote w:type="continuationSeparator" w:id="0">
-    <w:p>
-      <w:r>
-        <w:continuationSeparator/>
-      </w:r>
-    </w:p>
-  </w:footnote>
-  <w:footnote w:type="separator" w:id="-1">
-    <w:p>
-      <w:r>
-        <w:separator/>
-      </w:r>
-    </w:p>
-  </w:footnote>
-</w:footnotes>
-</file>
-
 <file path=word/numbering.xml><?xml version="1.0" encoding="utf-8"?>
-<w:numbering xmlns:w="http://schemas.openxmlformats.org/wordprocessingml/2006/main">
-  <w:abstractNum w:abstractNumId="990">
+<w:numbering xmlns:wpc="http://schemas.microsoft.com/office/word/2010/wordprocessingCanvas" xmlns:cx="http://schemas.microsoft.com/office/drawing/2014/chartex" xmlns:cx1="http://schemas.microsoft.com/office/drawing/2015/9/8/chartex" xmlns:cx2="http://schemas.microsoft.com/office/drawing/2015/10/21/chartex" xmlns:cx3="http://schemas.microsoft.com/office/drawing/2016/5/9/chartex" xmlns:cx4="http://schemas.microsoft.com/office/drawing/2016/5/10/chartex" xmlns:cx5="http://schemas.microsoft.com/office/drawing/2016/5/11/chartex" xmlns:cx6="http://schemas.microsoft.com/office/drawing/2016/5/12/chartex" xmlns:cx7="http://schemas.microsoft.com/office/drawing/2016/5/13/chartex" xmlns:cx8="http://schemas.microsoft.com/office/drawing/2016/5/14/chartex" xmlns:mc="http://schemas.openxmlformats.org/markup-compatibility/2006" xmlns:aink="http://schemas.microsoft.com/office/drawing/2016/ink" xmlns:am3d="http://schemas.microsoft.com/office/drawing/2017/model3d" xmlns:o="urn:schemas-microsoft-com:office:office" xmlns:oel="http://schemas.microsoft.com/office/2019/extlst" xmlns:r="http://schemas.openxmlformats.org/officeDocument/2006/relationships" xmlns:m="http://schemas.openxmlformats.org/officeDocument/2006/math" xmlns:v="urn:schemas-microsoft-com:vml" xmlns:wp14="http://schemas.microsoft.com/office/word/2010/wordprocessingDrawing" xmlns:wp="http://schemas.openxmlformats.org/drawingml/2006/wordprocessingDrawing" xmlns:w10="urn:schemas-microsoft-com:office:word" xmlns:w="http://schemas.openxmlformats.org/wordprocessingml/2006/main" xmlns:w14="http://schemas.microsoft.com/office/word/2010/wordml" xmlns:w15="http://schemas.microsoft.com/office/word/2012/wordml" xmlns:w16cex="http://schemas.microsoft.com/office/word/2018/wordml/cex" xmlns:w16cid="http://schemas.microsoft.com/office/word/2016/wordml/cid" xmlns:w16="http://schemas.microsoft.com/office/word/2018/wordml" xmlns:w16du="http://schemas.microsoft.com/office/word/2023/wordml/word16du" xmlns:w16sdtdh="http://schemas.microsoft.com/office/word/2020/wordml/sdtdatahash" xmlns:w16sdtfl="http://schemas.microsoft.com/office/word/2024/wordml/sdtformatlock" xmlns:w16se="http://schemas.microsoft.com/office/word/2015/wordml/symex" xmlns:wpg="http://schemas.microsoft.com/office/word/2010/wordprocessingGroup" xmlns:wpi="http://schemas.microsoft.com/office/word/2010/wordprocessingInk" xmlns:wne="http://schemas.microsoft.com/office/word/2006/wordml" xmlns:wps="http://schemas.microsoft.com/office/word/2010/wordprocessingShape" mc:Ignorable="w14 w15 w16se w16cid w16 w16cex w16sdtdh w16sdtfl w16du wp14">
+  <w:abstractNum w:abstractNumId="0" w15:restartNumberingAfterBreak="0">
     <w:nsid w:val="0000A990"/>
     <w:multiLevelType w:val="multilevel"/>
+    <w:tmpl w:val="6C1CD488"/>
     <w:lvl w:ilvl="0">
       <w:numFmt w:val="bullet"/>
       <w:lvlText w:val=" "/>
@@ -825,9 +1155,10 @@
       </w:pPr>
     </w:lvl>
   </w:abstractNum>
-  <w:abstractNum w:abstractNumId="99411">
+  <w:abstractNum w:abstractNumId="1" w15:restartNumberingAfterBreak="0">
     <w:nsid w:val="00A99411"/>
     <w:multiLevelType w:val="multilevel"/>
+    <w:tmpl w:val="D5C0C866"/>
     <w:lvl w:ilvl="0">
       <w:start w:val="1"/>
       <w:numFmt w:val="decimal"/>
@@ -910,11 +1241,11 @@
       </w:pPr>
     </w:lvl>
   </w:abstractNum>
-  <w:num w:numId="1000">
-    <w:abstractNumId w:val="990"/>
+  <w:num w:numId="1" w16cid:durableId="1705134587">
+    <w:abstractNumId w:val="0"/>
   </w:num>
-  <w:num w:numId="1001">
-    <w:abstractNumId w:val="99411"/>
+  <w:num w:numId="2" w16cid:durableId="612903603">
+    <w:abstractNumId w:val="1"/>
     <w:lvlOverride w:ilvl="0">
       <w:startOverride w:val="1"/>
     </w:lvlOverride>
@@ -943,8 +1274,8 @@
       <w:startOverride w:val="1"/>
     </w:lvlOverride>
   </w:num>
-  <w:num w:numId="1002">
-    <w:abstractNumId w:val="99411"/>
+  <w:num w:numId="3" w16cid:durableId="546644236">
+    <w:abstractNumId w:val="1"/>
     <w:lvlOverride w:ilvl="0">
       <w:startOverride w:val="1"/>
     </w:lvlOverride>
@@ -973,8 +1304,8 @@
       <w:startOverride w:val="1"/>
     </w:lvlOverride>
   </w:num>
-  <w:num w:numId="1003">
-    <w:abstractNumId w:val="99411"/>
+  <w:num w:numId="4" w16cid:durableId="1962497889">
+    <w:abstractNumId w:val="1"/>
     <w:lvlOverride w:ilvl="0">
       <w:startOverride w:val="1"/>
     </w:lvlOverride>
@@ -1007,14 +1338,14 @@
 </file>
 
 <file path=word/styles.xml><?xml version="1.0" encoding="utf-8"?>
-<w:styles xmlns:r="http://schemas.openxmlformats.org/officeDocument/2006/relationships" xmlns:w="http://schemas.openxmlformats.org/wordprocessingml/2006/main">
+<w:styles xmlns:mc="http://schemas.openxmlformats.org/markup-compatibility/2006" xmlns:r="http://schemas.openxmlformats.org/officeDocument/2006/relationships" xmlns:w="http://schemas.openxmlformats.org/wordprocessingml/2006/main" xmlns:w14="http://schemas.microsoft.com/office/word/2010/wordml" xmlns:w15="http://schemas.microsoft.com/office/word/2012/wordml" xmlns:w16cex="http://schemas.microsoft.com/office/word/2018/wordml/cex" xmlns:w16cid="http://schemas.microsoft.com/office/word/2016/wordml/cid" xmlns:w16="http://schemas.microsoft.com/office/word/2018/wordml" xmlns:w16du="http://schemas.microsoft.com/office/word/2023/wordml/word16du" xmlns:w16sdtdh="http://schemas.microsoft.com/office/word/2020/wordml/sdtdatahash" xmlns:w16sdtfl="http://schemas.microsoft.com/office/word/2024/wordml/sdtformatlock" xmlns:w16se="http://schemas.microsoft.com/office/word/2015/wordml/symex" mc:Ignorable="w14 w15 w16se w16cid w16 w16cex w16sdtdh w16sdtfl w16du">
   <w:docDefaults>
     <w:rPrDefault>
       <w:rPr>
-        <w:rFonts w:asciiTheme="minorHAnsi" w:cstheme="minorBidi" w:eastAsiaTheme="minorHAnsi" w:hAnsiTheme="minorHAnsi"/>
+        <w:rFonts w:asciiTheme="minorHAnsi" w:eastAsiaTheme="minorHAnsi" w:hAnsiTheme="minorHAnsi" w:cstheme="minorBidi"/>
         <w:sz w:val="24"/>
         <w:szCs w:val="24"/>
-        <w:lang w:bidi="ar-SA" w:eastAsia="en-US" w:val="ru-RU"/>
+        <w:lang w:val="ru-RU" w:eastAsia="en-US" w:bidi="ar-SA"/>
       </w:rPr>
     </w:rPrDefault>
     <w:pPrDefault>
@@ -1023,193 +1354,282 @@
       </w:pPr>
     </w:pPrDefault>
   </w:docDefaults>
-  <w:latentStyles w:count="276" w:defLockedState="0" w:defQFormat="0" w:defSemiHidden="0" w:defUIPriority="0" w:defUnhideWhenUsed="0"/>
-  <w:style w:default="1" w:styleId="Normal" w:type="paragraph">
+  <w:latentStyles w:defLockedState="0" w:defUIPriority="0" w:defSemiHidden="0" w:defUnhideWhenUsed="0" w:defQFormat="0" w:count="376">
+    <w:lsdException w:name="toc 1" w:uiPriority="39"/>
+    <w:lsdException w:name="Hyperlink" w:uiPriority="99"/>
+    <w:lsdException w:name="Normal Table" w:semiHidden="1" w:unhideWhenUsed="1"/>
+    <w:lsdException w:name="Table Simple 1" w:semiHidden="1" w:unhideWhenUsed="1"/>
+    <w:lsdException w:name="Table Simple 2" w:semiHidden="1" w:unhideWhenUsed="1"/>
+    <w:lsdException w:name="Table Simple 3" w:semiHidden="1" w:unhideWhenUsed="1"/>
+    <w:lsdException w:name="Table Classic 1" w:semiHidden="1" w:unhideWhenUsed="1"/>
+    <w:lsdException w:name="Table Classic 2" w:semiHidden="1" w:unhideWhenUsed="1"/>
+    <w:lsdException w:name="Table Classic 3" w:semiHidden="1" w:unhideWhenUsed="1"/>
+    <w:lsdException w:name="Table Classic 4" w:semiHidden="1" w:unhideWhenUsed="1"/>
+    <w:lsdException w:name="Table Colorful 1" w:semiHidden="1" w:unhideWhenUsed="1"/>
+    <w:lsdException w:name="Table Colorful 2" w:semiHidden="1" w:unhideWhenUsed="1"/>
+    <w:lsdException w:name="Table Colorful 3" w:semiHidden="1" w:unhideWhenUsed="1"/>
+    <w:lsdException w:name="Table Columns 1" w:semiHidden="1" w:unhideWhenUsed="1"/>
+    <w:lsdException w:name="Table Columns 2" w:semiHidden="1" w:unhideWhenUsed="1"/>
+    <w:lsdException w:name="Table Columns 3" w:semiHidden="1" w:unhideWhenUsed="1"/>
+    <w:lsdException w:name="Table Columns 4" w:semiHidden="1" w:unhideWhenUsed="1"/>
+    <w:lsdException w:name="Table Columns 5" w:semiHidden="1" w:unhideWhenUsed="1"/>
+    <w:lsdException w:name="Table Grid 1" w:semiHidden="1" w:unhideWhenUsed="1"/>
+    <w:lsdException w:name="Table Grid 2" w:semiHidden="1" w:unhideWhenUsed="1"/>
+    <w:lsdException w:name="Table Grid 3" w:semiHidden="1" w:unhideWhenUsed="1"/>
+    <w:lsdException w:name="Table Grid 4" w:semiHidden="1" w:unhideWhenUsed="1"/>
+    <w:lsdException w:name="Table Grid 5" w:semiHidden="1" w:unhideWhenUsed="1"/>
+    <w:lsdException w:name="Table Grid 6" w:semiHidden="1" w:unhideWhenUsed="1"/>
+    <w:lsdException w:name="Table Grid 7" w:semiHidden="1" w:unhideWhenUsed="1"/>
+    <w:lsdException w:name="Table Grid 8" w:semiHidden="1" w:unhideWhenUsed="1"/>
+    <w:lsdException w:name="Table List 1" w:semiHidden="1" w:unhideWhenUsed="1"/>
+    <w:lsdException w:name="Table List 2" w:semiHidden="1" w:unhideWhenUsed="1"/>
+    <w:lsdException w:name="Table List 3" w:semiHidden="1" w:unhideWhenUsed="1"/>
+    <w:lsdException w:name="Table List 4" w:semiHidden="1" w:unhideWhenUsed="1"/>
+    <w:lsdException w:name="Table List 5" w:semiHidden="1" w:unhideWhenUsed="1"/>
+    <w:lsdException w:name="Table List 6" w:semiHidden="1" w:unhideWhenUsed="1"/>
+    <w:lsdException w:name="Table List 7" w:semiHidden="1" w:unhideWhenUsed="1"/>
+    <w:lsdException w:name="Table List 8" w:semiHidden="1" w:unhideWhenUsed="1"/>
+    <w:lsdException w:name="Table 3D effects 1" w:semiHidden="1" w:unhideWhenUsed="1"/>
+    <w:lsdException w:name="Table 3D effects 2" w:semiHidden="1" w:unhideWhenUsed="1"/>
+    <w:lsdException w:name="Table 3D effects 3" w:semiHidden="1" w:unhideWhenUsed="1"/>
+    <w:lsdException w:name="Table Contemporary" w:semiHidden="1" w:unhideWhenUsed="1"/>
+    <w:lsdException w:name="Table Elegant" w:semiHidden="1" w:unhideWhenUsed="1"/>
+    <w:lsdException w:name="Table Professional" w:semiHidden="1" w:unhideWhenUsed="1"/>
+    <w:lsdException w:name="Table Subtle 1" w:semiHidden="1" w:unhideWhenUsed="1"/>
+    <w:lsdException w:name="Table Subtle 2" w:semiHidden="1" w:unhideWhenUsed="1"/>
+    <w:lsdException w:name="Table Web 1" w:semiHidden="1" w:unhideWhenUsed="1"/>
+    <w:lsdException w:name="Table Web 2" w:semiHidden="1" w:unhideWhenUsed="1"/>
+    <w:lsdException w:name="Table Web 3" w:semiHidden="1" w:unhideWhenUsed="1"/>
+    <w:lsdException w:name="Table Theme" w:semiHidden="1" w:unhideWhenUsed="1"/>
+    <w:lsdException w:name="Light Shading"/>
+    <w:lsdException w:name="Light List"/>
+    <w:lsdException w:name="Light Grid"/>
+    <w:lsdException w:name="Medium Shading 1"/>
+    <w:lsdException w:name="Medium Shading 2"/>
+    <w:lsdException w:name="Medium List 1"/>
+    <w:lsdException w:name="Medium List 2"/>
+    <w:lsdException w:name="Medium Grid 1"/>
+    <w:lsdException w:name="Medium Grid 2"/>
+    <w:lsdException w:name="Medium Grid 3"/>
+    <w:lsdException w:name="Dark List"/>
+    <w:lsdException w:name="Colorful Shading"/>
+    <w:lsdException w:name="Colorful List"/>
+    <w:lsdException w:name="Colorful Grid"/>
+    <w:lsdException w:name="Light Shading Accent 1"/>
+    <w:lsdException w:name="Light List Accent 1"/>
+    <w:lsdException w:name="Light Grid Accent 1"/>
+    <w:lsdException w:name="Medium Shading 1 Accent 1"/>
+    <w:lsdException w:name="Medium Shading 2 Accent 1"/>
+    <w:lsdException w:name="Medium List 1 Accent 1"/>
+    <w:lsdException w:name="Medium List 2 Accent 1"/>
+    <w:lsdException w:name="Medium Grid 1 Accent 1"/>
+    <w:lsdException w:name="Medium Grid 2 Accent 1"/>
+    <w:lsdException w:name="Medium Grid 3 Accent 1"/>
+    <w:lsdException w:name="Dark List Accent 1"/>
+    <w:lsdException w:name="Colorful Shading Accent 1"/>
+    <w:lsdException w:name="Colorful List Accent 1"/>
+    <w:lsdException w:name="Colorful Grid Accent 1"/>
+    <w:lsdException w:name="Light Shading Accent 2"/>
+    <w:lsdException w:name="Light List Accent 2"/>
+    <w:lsdException w:name="Light Grid Accent 2"/>
+    <w:lsdException w:name="Medium Shading 1 Accent 2"/>
+    <w:lsdException w:name="Medium Shading 2 Accent 2"/>
+    <w:lsdException w:name="Medium List 1 Accent 2"/>
+    <w:lsdException w:name="Medium List 2 Accent 2"/>
+    <w:lsdException w:name="Medium Grid 1 Accent 2"/>
+    <w:lsdException w:name="Medium Grid 2 Accent 2"/>
+    <w:lsdException w:name="Medium Grid 3 Accent 2"/>
+    <w:lsdException w:name="Dark List Accent 2"/>
+    <w:lsdException w:name="Colorful Shading Accent 2"/>
+    <w:lsdException w:name="Colorful List Accent 2"/>
+    <w:lsdException w:name="Colorful Grid Accent 2"/>
+    <w:lsdException w:name="Light Shading Accent 3"/>
+    <w:lsdException w:name="Light List Accent 3"/>
+    <w:lsdException w:name="Light Grid Accent 3"/>
+    <w:lsdException w:name="Medium Shading 1 Accent 3"/>
+    <w:lsdException w:name="Medium Shading 2 Accent 3"/>
+    <w:lsdException w:name="Medium List 1 Accent 3"/>
+    <w:lsdException w:name="Medium List 2 Accent 3"/>
+    <w:lsdException w:name="Medium Grid 1 Accent 3"/>
+    <w:lsdException w:name="Medium Grid 2 Accent 3"/>
+    <w:lsdException w:name="Medium Grid 3 Accent 3"/>
+    <w:lsdException w:name="Dark List Accent 3"/>
+    <w:lsdException w:name="Colorful Shading Accent 3"/>
+    <w:lsdException w:name="Colorful List Accent 3"/>
+    <w:lsdException w:name="Colorful Grid Accent 3"/>
+    <w:lsdException w:name="Light Shading Accent 4"/>
+    <w:lsdException w:name="Light List Accent 4"/>
+    <w:lsdException w:name="Light Grid Accent 4"/>
+    <w:lsdException w:name="Medium Shading 1 Accent 4"/>
+    <w:lsdException w:name="Medium Shading 2 Accent 4"/>
+    <w:lsdException w:name="Medium List 1 Accent 4"/>
+    <w:lsdException w:name="Medium List 2 Accent 4"/>
+    <w:lsdException w:name="Medium Grid 1 Accent 4"/>
+    <w:lsdException w:name="Medium Grid 2 Accent 4"/>
+    <w:lsdException w:name="Medium Grid 3 Accent 4"/>
+    <w:lsdException w:name="Dark List Accent 4"/>
+    <w:lsdException w:name="Colorful Shading Accent 4"/>
+    <w:lsdException w:name="Colorful List Accent 4"/>
+    <w:lsdException w:name="Colorful Grid Accent 4"/>
+    <w:lsdException w:name="Light Shading Accent 5"/>
+    <w:lsdException w:name="Light List Accent 5"/>
+    <w:lsdException w:name="Light Grid Accent 5"/>
+    <w:lsdException w:name="Medium Shading 1 Accent 5"/>
+    <w:lsdException w:name="Medium Shading 2 Accent 5"/>
+    <w:lsdException w:name="Medium List 1 Accent 5"/>
+    <w:lsdException w:name="Medium List 2 Accent 5"/>
+    <w:lsdException w:name="Medium Grid 1 Accent 5"/>
+    <w:lsdException w:name="Medium Grid 2 Accent 5"/>
+    <w:lsdException w:name="Medium Grid 3 Accent 5"/>
+    <w:lsdException w:name="Dark List Accent 5"/>
+    <w:lsdException w:name="Colorful Shading Accent 5"/>
+    <w:lsdException w:name="Colorful List Accent 5"/>
+    <w:lsdException w:name="Colorful Grid Accent 5"/>
+    <w:lsdException w:name="Light Shading Accent 6"/>
+    <w:lsdException w:name="Light List Accent 6"/>
+    <w:lsdException w:name="Light Grid Accent 6"/>
+    <w:lsdException w:name="Medium Shading 1 Accent 6"/>
+    <w:lsdException w:name="Medium Shading 2 Accent 6"/>
+    <w:lsdException w:name="Medium List 1 Accent 6"/>
+    <w:lsdException w:name="Medium List 2 Accent 6"/>
+    <w:lsdException w:name="Medium Grid 1 Accent 6"/>
+    <w:lsdException w:name="Medium Grid 2 Accent 6"/>
+    <w:lsdException w:name="Medium Grid 3 Accent 6"/>
+    <w:lsdException w:name="Dark List Accent 6"/>
+    <w:lsdException w:name="Colorful Shading Accent 6"/>
+    <w:lsdException w:name="Colorful List Accent 6"/>
+    <w:lsdException w:name="Colorful Grid Accent 6"/>
+    <w:lsdException w:name="Grid Table 4" w:uiPriority="49"/>
+    <w:lsdException w:name="Grid Table 5 Dark" w:uiPriority="50"/>
+    <w:lsdException w:name="Grid Table 6 Colorful" w:uiPriority="51"/>
+    <w:lsdException w:name="Grid Table 7 Colorful" w:uiPriority="52"/>
+    <w:lsdException w:name="Grid Table 1 Light Accent 1" w:uiPriority="46"/>
+    <w:lsdException w:name="Grid Table 2 Accent 1" w:uiPriority="47"/>
+    <w:lsdException w:name="Grid Table 3 Accent 1" w:uiPriority="48"/>
+    <w:lsdException w:name="Grid Table 4 Accent 1" w:uiPriority="49"/>
+    <w:lsdException w:name="Grid Table 5 Dark Accent 1" w:uiPriority="50"/>
+    <w:lsdException w:name="Grid Table 6 Colorful Accent 1" w:uiPriority="51"/>
+    <w:lsdException w:name="Grid Table 7 Colorful Accent 1" w:uiPriority="52"/>
+    <w:lsdException w:name="Grid Table 1 Light Accent 2" w:uiPriority="46"/>
+    <w:lsdException w:name="Grid Table 2 Accent 2" w:uiPriority="47"/>
+    <w:lsdException w:name="Grid Table 3 Accent 2" w:uiPriority="48"/>
+    <w:lsdException w:name="Grid Table 4 Accent 2" w:uiPriority="49"/>
+    <w:lsdException w:name="Grid Table 5 Dark Accent 2" w:uiPriority="50"/>
+    <w:lsdException w:name="Grid Table 6 Colorful Accent 2" w:uiPriority="51"/>
+    <w:lsdException w:name="Grid Table 7 Colorful Accent 2" w:uiPriority="52"/>
+    <w:lsdException w:name="Grid Table 1 Light Accent 3" w:uiPriority="46"/>
+    <w:lsdException w:name="Grid Table 2 Accent 3" w:uiPriority="47"/>
+    <w:lsdException w:name="Grid Table 3 Accent 3" w:uiPriority="48"/>
+    <w:lsdException w:name="Grid Table 4 Accent 3" w:uiPriority="49"/>
+    <w:lsdException w:name="Grid Table 5 Dark Accent 3" w:uiPriority="50"/>
+    <w:lsdException w:name="Grid Table 6 Colorful Accent 3" w:uiPriority="51"/>
+    <w:lsdException w:name="Grid Table 7 Colorful Accent 3" w:uiPriority="52"/>
+    <w:lsdException w:name="Grid Table 1 Light Accent 4" w:uiPriority="46"/>
+    <w:lsdException w:name="Grid Table 2 Accent 4" w:uiPriority="47"/>
+    <w:lsdException w:name="Grid Table 3 Accent 4" w:uiPriority="48"/>
+    <w:lsdException w:name="Grid Table 4 Accent 4" w:uiPriority="49"/>
+    <w:lsdException w:name="Grid Table 5 Dark Accent 4" w:uiPriority="50"/>
+    <w:lsdException w:name="Grid Table 6 Colorful Accent 4" w:uiPriority="51"/>
+    <w:lsdException w:name="Grid Table 7 Colorful Accent 4" w:uiPriority="52"/>
+    <w:lsdException w:name="Grid Table 1 Light Accent 5" w:uiPriority="46"/>
+    <w:lsdException w:name="Grid Table 2 Accent 5" w:uiPriority="47"/>
+    <w:lsdException w:name="Grid Table 3 Accent 5" w:uiPriority="48"/>
+    <w:lsdException w:name="Grid Table 4 Accent 5" w:uiPriority="49"/>
+    <w:lsdException w:name="Grid Table 5 Dark Accent 5" w:uiPriority="50"/>
+    <w:lsdException w:name="Grid Table 6 Colorful Accent 5" w:uiPriority="51"/>
+    <w:lsdException w:name="Grid Table 7 Colorful Accent 5" w:uiPriority="52"/>
+    <w:lsdException w:name="Grid Table 1 Light Accent 6" w:uiPriority="46"/>
+    <w:lsdException w:name="Grid Table 2 Accent 6" w:uiPriority="47"/>
+    <w:lsdException w:name="Grid Table 3 Accent 6" w:uiPriority="48"/>
+    <w:lsdException w:name="Grid Table 4 Accent 6" w:uiPriority="49"/>
+    <w:lsdException w:name="Grid Table 5 Dark Accent 6" w:uiPriority="50"/>
+    <w:lsdException w:name="Grid Table 6 Colorful Accent 6" w:uiPriority="51"/>
+    <w:lsdException w:name="Grid Table 7 Colorful Accent 6" w:uiPriority="52"/>
+    <w:lsdException w:name="List Table 1 Light" w:uiPriority="46"/>
+    <w:lsdException w:name="List Table 2" w:uiPriority="47"/>
+    <w:lsdException w:name="List Table 3" w:uiPriority="48"/>
+    <w:lsdException w:name="List Table 4" w:uiPriority="49"/>
+    <w:lsdException w:name="List Table 5 Dark" w:uiPriority="50"/>
+    <w:lsdException w:name="List Table 6 Colorful" w:uiPriority="51"/>
+    <w:lsdException w:name="List Table 7 Colorful" w:uiPriority="52"/>
+    <w:lsdException w:name="List Table 1 Light Accent 1" w:uiPriority="46"/>
+    <w:lsdException w:name="List Table 2 Accent 1" w:uiPriority="47"/>
+    <w:lsdException w:name="List Table 3 Accent 1" w:uiPriority="48"/>
+    <w:lsdException w:name="List Table 4 Accent 1" w:uiPriority="49"/>
+    <w:lsdException w:name="List Table 5 Dark Accent 1" w:uiPriority="50"/>
+    <w:lsdException w:name="List Table 6 Colorful Accent 1" w:uiPriority="51"/>
+    <w:lsdException w:name="List Table 7 Colorful Accent 1" w:uiPriority="52"/>
+    <w:lsdException w:name="List Table 1 Light Accent 2" w:uiPriority="46"/>
+    <w:lsdException w:name="List Table 2 Accent 2" w:uiPriority="47"/>
+    <w:lsdException w:name="List Table 3 Accent 2" w:uiPriority="48"/>
+    <w:lsdException w:name="List Table 4 Accent 2" w:uiPriority="49"/>
+    <w:lsdException w:name="List Table 5 Dark Accent 2" w:uiPriority="50"/>
+    <w:lsdException w:name="List Table 6 Colorful Accent 2" w:uiPriority="51"/>
+    <w:lsdException w:name="List Table 7 Colorful Accent 2" w:uiPriority="52"/>
+    <w:lsdException w:name="List Table 1 Light Accent 3" w:uiPriority="46"/>
+    <w:lsdException w:name="List Table 2 Accent 3" w:uiPriority="47"/>
+    <w:lsdException w:name="List Table 3 Accent 3" w:uiPriority="48"/>
+    <w:lsdException w:name="List Table 4 Accent 3" w:uiPriority="49"/>
+    <w:lsdException w:name="List Table 5 Dark Accent 3" w:uiPriority="50"/>
+    <w:lsdException w:name="List Table 6 Colorful Accent 3" w:uiPriority="51"/>
+    <w:lsdException w:name="List Table 7 Colorful Accent 3" w:uiPriority="52"/>
+    <w:lsdException w:name="List Table 1 Light Accent 4" w:uiPriority="46"/>
+    <w:lsdException w:name="List Table 2 Accent 4" w:uiPriority="47"/>
+    <w:lsdException w:name="List Table 3 Accent 4" w:uiPriority="48"/>
+    <w:lsdException w:name="List Table 4 Accent 4" w:uiPriority="49"/>
+    <w:lsdException w:name="List Table 5 Dark Accent 4" w:uiPriority="50"/>
+    <w:lsdException w:name="List Table 6 Colorful Accent 4" w:uiPriority="51"/>
+    <w:lsdException w:name="List Table 7 Colorful Accent 4" w:uiPriority="52"/>
+    <w:lsdException w:name="List Table 1 Light Accent 5" w:uiPriority="46"/>
+    <w:lsdException w:name="List Table 2 Accent 5" w:uiPriority="47"/>
+    <w:lsdException w:name="List Table 3 Accent 5" w:uiPriority="48"/>
+    <w:lsdException w:name="List Table 4 Accent 5" w:uiPriority="49"/>
+    <w:lsdException w:name="List Table 5 Dark Accent 5" w:uiPriority="50"/>
+    <w:lsdException w:name="List Table 6 Colorful Accent 5" w:uiPriority="51"/>
+    <w:lsdException w:name="List Table 7 Colorful Accent 5" w:uiPriority="52"/>
+    <w:lsdException w:name="List Table 1 Light Accent 6" w:uiPriority="46"/>
+    <w:lsdException w:name="List Table 2 Accent 6" w:uiPriority="47"/>
+    <w:lsdException w:name="List Table 3 Accent 6" w:uiPriority="48"/>
+    <w:lsdException w:name="List Table 4 Accent 6" w:uiPriority="49"/>
+    <w:lsdException w:name="List Table 5 Dark Accent 6" w:uiPriority="50"/>
+    <w:lsdException w:name="List Table 6 Colorful Accent 6" w:uiPriority="51"/>
+    <w:lsdException w:name="List Table 7 Colorful Accent 6" w:uiPriority="52"/>
+    <w:lsdException w:name="Mention" w:semiHidden="1" w:uiPriority="99" w:unhideWhenUsed="1"/>
+    <w:lsdException w:name="Smart Hyperlink" w:semiHidden="1" w:uiPriority="99" w:unhideWhenUsed="1"/>
+    <w:lsdException w:name="Hashtag" w:semiHidden="1" w:uiPriority="99" w:unhideWhenUsed="1"/>
+    <w:lsdException w:name="Unresolved Mention" w:semiHidden="1" w:uiPriority="99" w:unhideWhenUsed="1"/>
+    <w:lsdException w:name="Smart Link" w:semiHidden="1" w:uiPriority="99" w:unhideWhenUsed="1"/>
+  </w:latentStyles>
+  <w:style w:type="paragraph" w:default="1" w:styleId="a">
     <w:name w:val="Normal"/>
     <w:qFormat/>
   </w:style>
-  <w:style w:styleId="BodyText" w:type="paragraph">
-    <w:name w:val="Body Text"/>
-    <w:basedOn w:val="Normal"/>
-    <w:link w:val="BodyTextChar"/>
-    <w:qFormat/>
-    <w:pPr>
-      <w:spacing w:after="180" w:before="180"/>
-    </w:pPr>
-  </w:style>
-  <w:style w:customStyle="1" w:styleId="FirstParagraph" w:type="paragraph">
-    <w:name w:val="First Paragraph"/>
-    <w:basedOn w:val="BodyText"/>
-    <w:next w:val="BodyText"/>
-    <w:qFormat/>
-  </w:style>
-  <w:style w:customStyle="1" w:styleId="Compact" w:type="paragraph">
-    <w:name w:val="Compact"/>
-    <w:basedOn w:val="BodyText"/>
-    <w:qFormat/>
-    <w:pPr>
-      <w:spacing w:after="36" w:before="36"/>
-    </w:pPr>
-  </w:style>
-  <w:style w:styleId="Title" w:type="paragraph">
-    <w:name w:val="Title"/>
-    <w:basedOn w:val="Normal"/>
-    <w:next w:val="BodyText"/>
-    <w:link w:val="TitleChar"/>
-    <w:uiPriority w:val="10"/>
-    <w:qFormat/>
-    <w:rsid w:val="00A10FD9"/>
-    <w:pPr>
-      <w:spacing w:after="80" w:line="240" w:lineRule="auto"/>
-      <w:contextualSpacing/>
-      <w:jc w:val="center"/>
-    </w:pPr>
-    <w:rPr>
-      <w:rFonts w:asciiTheme="majorHAnsi" w:cstheme="majorBidi" w:eastAsiaTheme="majorEastAsia" w:hAnsiTheme="majorHAnsi"/>
-      <w:sz w:val="56"/>
-      <w:szCs w:val="56"/>
-    </w:rPr>
-  </w:style>
-  <w:style w:customStyle="1" w:styleId="TitleChar" w:type="character">
-    <w:name w:val="Title Char"/>
-    <w:basedOn w:val="DefaultParagraphFont"/>
-    <w:link w:val="Title"/>
-    <w:uiPriority w:val="10"/>
-    <w:rsid w:val="00A10FD9"/>
-    <w:rPr>
-      <w:rFonts w:asciiTheme="majorHAnsi" w:cstheme="majorBidi" w:eastAsiaTheme="majorEastAsia" w:hAnsiTheme="majorHAnsi"/>
-      <w:sz w:val="56"/>
-      <w:szCs w:val="56"/>
-    </w:rPr>
-  </w:style>
-  <w:style w:styleId="Subtitle" w:type="paragraph">
-    <w:name w:val="Subtitle"/>
-    <w:basedOn w:val="Title"/>
-    <w:next w:val="BodyText"/>
-    <w:link w:val="SubtitleChar"/>
-    <w:uiPriority w:val="11"/>
-    <w:qFormat/>
-    <w:rsid w:val="00A10FD9"/>
-    <w:pPr>
-      <w:numPr>
-        <w:ilvl w:val="1"/>
-      </w:numPr>
-    </w:pPr>
-    <w:rPr>
-      <w:rFonts w:cstheme="majorBidi" w:eastAsiaTheme="majorEastAsia"/>
-      <w:spacing w:val="15"/>
-      <w:sz w:val="28"/>
-      <w:szCs w:val="28"/>
-    </w:rPr>
-  </w:style>
-  <w:style w:customStyle="1" w:styleId="SubtitleChar" w:type="character">
-    <w:name w:val="Subtitle Char"/>
-    <w:basedOn w:val="DefaultParagraphFont"/>
-    <w:link w:val="Subtitle"/>
-    <w:uiPriority w:val="11"/>
-    <w:rsid w:val="00A10FD9"/>
-    <w:rPr>
-      <w:rFonts w:cstheme="majorBidi" w:eastAsiaTheme="majorEastAsia"/>
-      <w:color w:themeColor="text1" w:themeTint="A6" w:val="595959"/>
-      <w:spacing w:val="15"/>
-      <w:sz w:val="28"/>
-      <w:szCs w:val="28"/>
-    </w:rPr>
-  </w:style>
-  <w:style w:customStyle="1" w:styleId="Author" w:type="paragraph">
-    <w:name w:val="Author"/>
-    <w:basedOn w:val="Title"/>
-    <w:next w:val="BodyText"/>
-    <w:qFormat/>
-    <w:pPr>
-      <w:keepNext/>
-      <w:keepLines/>
-    </w:pPr>
-    <w:rPr>
-      <w:sz w:val="24"/>
-      <w:szCs w:val="24"/>
-    </w:rPr>
-  </w:style>
-  <w:style w:styleId="Date" w:type="paragraph">
-    <w:name w:val="Date"/>
-    <w:basedOn w:val="Title"/>
-    <w:next w:val="BodyText"/>
-    <w:qFormat/>
-    <w:pPr>
-      <w:keepNext/>
-      <w:keepLines/>
-    </w:pPr>
-    <w:rPr>
-      <w:sz w:val="24"/>
-      <w:szCs w:val="24"/>
-    </w:rPr>
-  </w:style>
-  <w:style w:customStyle="1" w:styleId="AbstractTitle" w:type="paragraph">
-    <w:name w:val="Abstract Title"/>
-    <w:basedOn w:val="Normal"/>
-    <w:next w:val="Abstract"/>
-    <w:qFormat/>
-    <w:pPr>
-      <w:keepNext/>
-      <w:keepLines/>
-      <w:spacing w:after="0" w:before="300"/>
-      <w:jc w:val="center"/>
-    </w:pPr>
-    <w:rPr>
-      <w:b/>
-      <w:sz w:val="20"/>
-      <w:szCs w:val="20"/>
-    </w:rPr>
-  </w:style>
-  <w:style w:customStyle="1" w:styleId="Abstract" w:type="paragraph">
-    <w:name w:val="Abstract"/>
-    <w:basedOn w:val="Normal"/>
-    <w:next w:val="BodyText"/>
-    <w:qFormat/>
-    <w:pPr>
-      <w:keepNext/>
-      <w:keepLines/>
-      <w:spacing w:after="300" w:before="100"/>
-    </w:pPr>
-    <w:rPr>
-      <w:sz w:val="20"/>
-      <w:szCs w:val="20"/>
-    </w:rPr>
-  </w:style>
-  <w:style w:styleId="Bibliography" w:type="paragraph">
-    <w:name w:val="Bibliography"/>
-    <w:basedOn w:val="Normal"/>
-    <w:next w:val="Bibliography"/>
-    <w:qFormat/>
-    <w:pPr/>
-    <w:rPr/>
-  </w:style>
-  <w:style w:styleId="Heading1" w:type="paragraph">
+  <w:style w:type="paragraph" w:styleId="1">
     <w:name w:val="heading 1"/>
-    <w:basedOn w:val="Normal"/>
-    <w:next w:val="BodyText"/>
-    <w:link w:val="Heading1Char"/>
+    <w:basedOn w:val="a"/>
+    <w:next w:val="a0"/>
+    <w:link w:val="10"/>
     <w:uiPriority w:val="9"/>
     <w:qFormat/>
     <w:rsid w:val="00A10FD9"/>
     <w:pPr>
       <w:keepNext/>
       <w:keepLines/>
-      <w:spacing w:after="80" w:before="360"/>
+      <w:spacing w:before="360" w:after="80"/>
       <w:outlineLvl w:val="0"/>
     </w:pPr>
     <w:rPr>
-      <w:rFonts w:asciiTheme="majorHAnsi" w:cstheme="majorBidi" w:eastAsiaTheme="majorEastAsia" w:hAnsiTheme="majorHAnsi"/>
-      <w:color w:themeColor="accent1" w:themeShade="BF" w:val="0F4761"/>
+      <w:rFonts w:asciiTheme="majorHAnsi" w:eastAsiaTheme="majorEastAsia" w:hAnsiTheme="majorHAnsi" w:cstheme="majorBidi"/>
+      <w:color w:val="0F4761" w:themeColor="accent1" w:themeShade="BF"/>
       <w:sz w:val="40"/>
       <w:szCs w:val="40"/>
     </w:rPr>
   </w:style>
-  <w:style w:styleId="Heading2" w:type="paragraph">
+  <w:style w:type="paragraph" w:styleId="2">
     <w:name w:val="heading 2"/>
-    <w:basedOn w:val="Normal"/>
-    <w:next w:val="BodyText"/>
-    <w:link w:val="Heading2Char"/>
+    <w:basedOn w:val="a"/>
+    <w:next w:val="a0"/>
+    <w:link w:val="20"/>
     <w:uiPriority w:val="9"/>
     <w:semiHidden/>
     <w:unhideWhenUsed/>
@@ -1218,21 +1638,21 @@
     <w:pPr>
       <w:keepNext/>
       <w:keepLines/>
-      <w:spacing w:after="80" w:before="160"/>
+      <w:spacing w:before="160" w:after="80"/>
       <w:outlineLvl w:val="1"/>
     </w:pPr>
     <w:rPr>
-      <w:rFonts w:asciiTheme="majorHAnsi" w:cstheme="majorBidi" w:eastAsiaTheme="majorEastAsia" w:hAnsiTheme="majorHAnsi"/>
-      <w:color w:themeColor="accent1" w:themeShade="BF" w:val="0F4761"/>
+      <w:rFonts w:asciiTheme="majorHAnsi" w:eastAsiaTheme="majorEastAsia" w:hAnsiTheme="majorHAnsi" w:cstheme="majorBidi"/>
+      <w:color w:val="0F4761" w:themeColor="accent1" w:themeShade="BF"/>
       <w:sz w:val="32"/>
       <w:szCs w:val="32"/>
     </w:rPr>
   </w:style>
-  <w:style w:styleId="Heading3" w:type="paragraph">
+  <w:style w:type="paragraph" w:styleId="3">
     <w:name w:val="heading 3"/>
-    <w:basedOn w:val="Normal"/>
-    <w:next w:val="BodyText"/>
-    <w:link w:val="Heading3Char"/>
+    <w:basedOn w:val="a"/>
+    <w:next w:val="a0"/>
+    <w:link w:val="30"/>
     <w:uiPriority w:val="9"/>
     <w:semiHidden/>
     <w:unhideWhenUsed/>
@@ -1241,21 +1661,21 @@
     <w:pPr>
       <w:keepNext/>
       <w:keepLines/>
-      <w:spacing w:after="80" w:before="160"/>
+      <w:spacing w:before="160" w:after="80"/>
       <w:outlineLvl w:val="2"/>
     </w:pPr>
     <w:rPr>
-      <w:rFonts w:cstheme="majorBidi" w:eastAsiaTheme="majorEastAsia"/>
-      <w:color w:themeColor="accent1" w:themeShade="BF" w:val="0F4761"/>
+      <w:rFonts w:eastAsiaTheme="majorEastAsia" w:cstheme="majorBidi"/>
+      <w:color w:val="0F4761" w:themeColor="accent1" w:themeShade="BF"/>
       <w:sz w:val="28"/>
       <w:szCs w:val="28"/>
     </w:rPr>
   </w:style>
-  <w:style w:styleId="Heading4" w:type="paragraph">
+  <w:style w:type="paragraph" w:styleId="4">
     <w:name w:val="heading 4"/>
-    <w:basedOn w:val="Normal"/>
-    <w:next w:val="BodyText"/>
-    <w:link w:val="Heading4Char"/>
+    <w:basedOn w:val="a"/>
+    <w:next w:val="a0"/>
+    <w:link w:val="40"/>
     <w:uiPriority w:val="9"/>
     <w:semiHidden/>
     <w:unhideWhenUsed/>
@@ -1264,21 +1684,21 @@
     <w:pPr>
       <w:keepNext/>
       <w:keepLines/>
-      <w:spacing w:after="40" w:before="80"/>
+      <w:spacing w:before="80" w:after="40"/>
       <w:outlineLvl w:val="3"/>
     </w:pPr>
     <w:rPr>
-      <w:rFonts w:cstheme="majorBidi" w:eastAsiaTheme="majorEastAsia"/>
+      <w:rFonts w:eastAsiaTheme="majorEastAsia" w:cstheme="majorBidi"/>
       <w:i/>
       <w:iCs/>
-      <w:color w:themeColor="accent1" w:themeShade="BF" w:val="0F4761"/>
-    </w:rPr>
-  </w:style>
-  <w:style w:styleId="Heading5" w:type="paragraph">
+      <w:color w:val="0F4761" w:themeColor="accent1" w:themeShade="BF"/>
+    </w:rPr>
+  </w:style>
+  <w:style w:type="paragraph" w:styleId="5">
     <w:name w:val="heading 5"/>
-    <w:basedOn w:val="Normal"/>
-    <w:next w:val="BodyText"/>
-    <w:link w:val="Heading5Char"/>
+    <w:basedOn w:val="a"/>
+    <w:next w:val="a0"/>
+    <w:link w:val="50"/>
     <w:uiPriority w:val="9"/>
     <w:semiHidden/>
     <w:unhideWhenUsed/>
@@ -1287,19 +1707,19 @@
     <w:pPr>
       <w:keepNext/>
       <w:keepLines/>
-      <w:spacing w:after="40" w:before="80"/>
+      <w:spacing w:before="80" w:after="40"/>
       <w:outlineLvl w:val="4"/>
     </w:pPr>
     <w:rPr>
-      <w:rFonts w:cstheme="majorBidi" w:eastAsiaTheme="majorEastAsia"/>
-      <w:color w:themeColor="accent1" w:themeShade="BF" w:val="0F4761"/>
-    </w:rPr>
-  </w:style>
-  <w:style w:styleId="Heading6" w:type="paragraph">
+      <w:rFonts w:eastAsiaTheme="majorEastAsia" w:cstheme="majorBidi"/>
+      <w:color w:val="0F4761" w:themeColor="accent1" w:themeShade="BF"/>
+    </w:rPr>
+  </w:style>
+  <w:style w:type="paragraph" w:styleId="6">
     <w:name w:val="heading 6"/>
-    <w:basedOn w:val="Normal"/>
-    <w:next w:val="BodyText"/>
-    <w:link w:val="Heading6Char"/>
+    <w:basedOn w:val="a"/>
+    <w:next w:val="a0"/>
+    <w:link w:val="60"/>
     <w:uiPriority w:val="9"/>
     <w:semiHidden/>
     <w:unhideWhenUsed/>
@@ -1308,21 +1728,21 @@
     <w:pPr>
       <w:keepNext/>
       <w:keepLines/>
-      <w:spacing w:after="0" w:before="40"/>
+      <w:spacing w:before="40" w:after="0"/>
       <w:outlineLvl w:val="5"/>
     </w:pPr>
     <w:rPr>
-      <w:rFonts w:cstheme="majorBidi" w:eastAsiaTheme="majorEastAsia"/>
+      <w:rFonts w:eastAsiaTheme="majorEastAsia" w:cstheme="majorBidi"/>
       <w:i/>
       <w:iCs/>
-      <w:color w:themeColor="text1" w:themeTint="A6" w:val="595959"/>
-    </w:rPr>
-  </w:style>
-  <w:style w:styleId="Heading7" w:type="paragraph">
+      <w:color w:val="595959" w:themeColor="text1" w:themeTint="A6"/>
+    </w:rPr>
+  </w:style>
+  <w:style w:type="paragraph" w:styleId="7">
     <w:name w:val="heading 7"/>
-    <w:basedOn w:val="Normal"/>
-    <w:next w:val="BodyText"/>
-    <w:link w:val="Heading7Char"/>
+    <w:basedOn w:val="a"/>
+    <w:next w:val="a0"/>
+    <w:link w:val="70"/>
     <w:uiPriority w:val="9"/>
     <w:semiHidden/>
     <w:unhideWhenUsed/>
@@ -1331,19 +1751,19 @@
     <w:pPr>
       <w:keepNext/>
       <w:keepLines/>
-      <w:spacing w:after="0" w:before="40"/>
+      <w:spacing w:before="40" w:after="0"/>
       <w:outlineLvl w:val="6"/>
     </w:pPr>
     <w:rPr>
-      <w:rFonts w:cstheme="majorBidi" w:eastAsiaTheme="majorEastAsia"/>
-      <w:color w:themeColor="text1" w:themeTint="A6" w:val="595959"/>
-    </w:rPr>
-  </w:style>
-  <w:style w:styleId="Heading8" w:type="paragraph">
+      <w:rFonts w:eastAsiaTheme="majorEastAsia" w:cstheme="majorBidi"/>
+      <w:color w:val="595959" w:themeColor="text1" w:themeTint="A6"/>
+    </w:rPr>
+  </w:style>
+  <w:style w:type="paragraph" w:styleId="8">
     <w:name w:val="heading 8"/>
-    <w:basedOn w:val="Normal"/>
-    <w:next w:val="BodyText"/>
-    <w:link w:val="Heading8Char"/>
+    <w:basedOn w:val="a"/>
+    <w:next w:val="a0"/>
+    <w:link w:val="80"/>
     <w:uiPriority w:val="9"/>
     <w:semiHidden/>
     <w:unhideWhenUsed/>
@@ -1356,17 +1776,17 @@
       <w:outlineLvl w:val="7"/>
     </w:pPr>
     <w:rPr>
-      <w:rFonts w:cstheme="majorBidi" w:eastAsiaTheme="majorEastAsia"/>
+      <w:rFonts w:eastAsiaTheme="majorEastAsia" w:cstheme="majorBidi"/>
       <w:i/>
       <w:iCs/>
-      <w:color w:themeColor="text1" w:themeTint="D8" w:val="272727"/>
-    </w:rPr>
-  </w:style>
-  <w:style w:styleId="Heading9" w:type="paragraph">
+      <w:color w:val="272727" w:themeColor="text1" w:themeTint="D8"/>
+    </w:rPr>
+  </w:style>
+  <w:style w:type="paragraph" w:styleId="9">
     <w:name w:val="heading 9"/>
-    <w:basedOn w:val="Normal"/>
-    <w:next w:val="BodyText"/>
-    <w:link w:val="Heading9Char"/>
+    <w:basedOn w:val="a"/>
+    <w:next w:val="a0"/>
+    <w:link w:val="90"/>
     <w:uiPriority w:val="9"/>
     <w:semiHidden/>
     <w:unhideWhenUsed/>
@@ -1379,200 +1799,370 @@
       <w:outlineLvl w:val="8"/>
     </w:pPr>
     <w:rPr>
-      <w:rFonts w:cstheme="majorBidi" w:eastAsiaTheme="majorEastAsia"/>
-      <w:color w:themeColor="text1" w:themeTint="D8" w:val="272727"/>
-    </w:rPr>
-  </w:style>
-  <w:style w:customStyle="1" w:styleId="Heading1Char" w:type="character">
-    <w:name w:val="Heading 1 Char"/>
-    <w:basedOn w:val="DefaultParagraphFont"/>
-    <w:link w:val="Heading1"/>
+      <w:rFonts w:eastAsiaTheme="majorEastAsia" w:cstheme="majorBidi"/>
+      <w:color w:val="272727" w:themeColor="text1" w:themeTint="D8"/>
+    </w:rPr>
+  </w:style>
+  <w:style w:type="character" w:default="1" w:styleId="a1">
+    <w:name w:val="Default Paragraph Font"/>
+    <w:uiPriority w:val="1"/>
+    <w:semiHidden/>
+    <w:unhideWhenUsed/>
+  </w:style>
+  <w:style w:type="table" w:default="1" w:styleId="a2">
+    <w:name w:val="Normal Table"/>
+    <w:uiPriority w:val="99"/>
+    <w:semiHidden/>
+    <w:unhideWhenUsed/>
+    <w:tblPr>
+      <w:tblInd w:w="0" w:type="dxa"/>
+      <w:tblCellMar>
+        <w:top w:w="0" w:type="dxa"/>
+        <w:left w:w="108" w:type="dxa"/>
+        <w:bottom w:w="0" w:type="dxa"/>
+        <w:right w:w="108" w:type="dxa"/>
+      </w:tblCellMar>
+    </w:tblPr>
+  </w:style>
+  <w:style w:type="numbering" w:default="1" w:styleId="a3">
+    <w:name w:val="No List"/>
+    <w:uiPriority w:val="99"/>
+    <w:semiHidden/>
+    <w:unhideWhenUsed/>
+  </w:style>
+  <w:style w:type="paragraph" w:styleId="a0">
+    <w:name w:val="Body Text"/>
+    <w:basedOn w:val="a"/>
+    <w:qFormat/>
+    <w:pPr>
+      <w:spacing w:before="180" w:after="180"/>
+    </w:pPr>
+  </w:style>
+  <w:style w:type="paragraph" w:customStyle="1" w:styleId="FirstParagraph">
+    <w:name w:val="First Paragraph"/>
+    <w:basedOn w:val="a0"/>
+    <w:next w:val="a0"/>
+    <w:qFormat/>
+  </w:style>
+  <w:style w:type="paragraph" w:customStyle="1" w:styleId="Compact">
+    <w:name w:val="Compact"/>
+    <w:basedOn w:val="a0"/>
+    <w:qFormat/>
+    <w:pPr>
+      <w:spacing w:before="36" w:after="36"/>
+    </w:pPr>
+  </w:style>
+  <w:style w:type="paragraph" w:styleId="a4">
+    <w:name w:val="Title"/>
+    <w:basedOn w:val="a"/>
+    <w:next w:val="a0"/>
+    <w:link w:val="a5"/>
+    <w:uiPriority w:val="10"/>
+    <w:qFormat/>
+    <w:rsid w:val="00A10FD9"/>
+    <w:pPr>
+      <w:spacing w:after="80"/>
+      <w:contextualSpacing/>
+      <w:jc w:val="center"/>
+    </w:pPr>
+    <w:rPr>
+      <w:rFonts w:asciiTheme="majorHAnsi" w:eastAsiaTheme="majorEastAsia" w:hAnsiTheme="majorHAnsi" w:cstheme="majorBidi"/>
+      <w:sz w:val="56"/>
+      <w:szCs w:val="56"/>
+    </w:rPr>
+  </w:style>
+  <w:style w:type="character" w:customStyle="1" w:styleId="a5">
+    <w:name w:val="Заголовок Знак"/>
+    <w:basedOn w:val="a1"/>
+    <w:link w:val="a4"/>
+    <w:uiPriority w:val="10"/>
+    <w:rsid w:val="00A10FD9"/>
+    <w:rPr>
+      <w:rFonts w:asciiTheme="majorHAnsi" w:eastAsiaTheme="majorEastAsia" w:hAnsiTheme="majorHAnsi" w:cstheme="majorBidi"/>
+      <w:sz w:val="56"/>
+      <w:szCs w:val="56"/>
+    </w:rPr>
+  </w:style>
+  <w:style w:type="paragraph" w:styleId="a6">
+    <w:name w:val="Subtitle"/>
+    <w:basedOn w:val="a4"/>
+    <w:next w:val="a0"/>
+    <w:link w:val="a7"/>
+    <w:uiPriority w:val="11"/>
+    <w:qFormat/>
+    <w:rsid w:val="00A10FD9"/>
+    <w:pPr>
+      <w:numPr>
+        <w:ilvl w:val="1"/>
+      </w:numPr>
+    </w:pPr>
+    <w:rPr>
+      <w:spacing w:val="15"/>
+      <w:sz w:val="28"/>
+      <w:szCs w:val="28"/>
+    </w:rPr>
+  </w:style>
+  <w:style w:type="character" w:customStyle="1" w:styleId="a7">
+    <w:name w:val="Подзаголовок Знак"/>
+    <w:basedOn w:val="a1"/>
+    <w:link w:val="a6"/>
+    <w:uiPriority w:val="11"/>
+    <w:rsid w:val="00A10FD9"/>
+    <w:rPr>
+      <w:rFonts w:eastAsiaTheme="majorEastAsia" w:cstheme="majorBidi"/>
+      <w:color w:val="595959" w:themeColor="text1" w:themeTint="A6"/>
+      <w:spacing w:val="15"/>
+      <w:sz w:val="28"/>
+      <w:szCs w:val="28"/>
+    </w:rPr>
+  </w:style>
+  <w:style w:type="paragraph" w:customStyle="1" w:styleId="Author">
+    <w:name w:val="Author"/>
+    <w:basedOn w:val="a4"/>
+    <w:next w:val="a0"/>
+    <w:qFormat/>
+    <w:pPr>
+      <w:keepNext/>
+      <w:keepLines/>
+    </w:pPr>
+    <w:rPr>
+      <w:sz w:val="24"/>
+      <w:szCs w:val="24"/>
+    </w:rPr>
+  </w:style>
+  <w:style w:type="paragraph" w:styleId="a8">
+    <w:name w:val="Date"/>
+    <w:basedOn w:val="a4"/>
+    <w:next w:val="a0"/>
+    <w:qFormat/>
+    <w:pPr>
+      <w:keepNext/>
+      <w:keepLines/>
+    </w:pPr>
+    <w:rPr>
+      <w:sz w:val="24"/>
+      <w:szCs w:val="24"/>
+    </w:rPr>
+  </w:style>
+  <w:style w:type="paragraph" w:customStyle="1" w:styleId="AbstractTitle">
+    <w:name w:val="Abstract Title"/>
+    <w:basedOn w:val="a"/>
+    <w:next w:val="Abstract"/>
+    <w:qFormat/>
+    <w:pPr>
+      <w:keepNext/>
+      <w:keepLines/>
+      <w:spacing w:before="300" w:after="0"/>
+      <w:jc w:val="center"/>
+    </w:pPr>
+    <w:rPr>
+      <w:b/>
+      <w:sz w:val="20"/>
+      <w:szCs w:val="20"/>
+    </w:rPr>
+  </w:style>
+  <w:style w:type="paragraph" w:customStyle="1" w:styleId="Abstract">
+    <w:name w:val="Abstract"/>
+    <w:basedOn w:val="a"/>
+    <w:next w:val="a0"/>
+    <w:qFormat/>
+    <w:pPr>
+      <w:keepNext/>
+      <w:keepLines/>
+      <w:spacing w:before="100" w:after="300"/>
+    </w:pPr>
+    <w:rPr>
+      <w:sz w:val="20"/>
+      <w:szCs w:val="20"/>
+    </w:rPr>
+  </w:style>
+  <w:style w:type="paragraph" w:styleId="a9">
+    <w:name w:val="Bibliography"/>
+    <w:basedOn w:val="a"/>
+    <w:qFormat/>
+  </w:style>
+  <w:style w:type="character" w:customStyle="1" w:styleId="10">
+    <w:name w:val="Заголовок 1 Знак"/>
+    <w:basedOn w:val="a1"/>
+    <w:link w:val="1"/>
     <w:uiPriority w:val="9"/>
     <w:rsid w:val="00A10FD9"/>
     <w:rPr>
-      <w:rFonts w:asciiTheme="majorHAnsi" w:cstheme="majorBidi" w:eastAsiaTheme="majorEastAsia" w:hAnsiTheme="majorHAnsi"/>
-      <w:color w:themeColor="accent1" w:themeShade="BF" w:val="0F4761"/>
+      <w:rFonts w:asciiTheme="majorHAnsi" w:eastAsiaTheme="majorEastAsia" w:hAnsiTheme="majorHAnsi" w:cstheme="majorBidi"/>
+      <w:color w:val="0F4761" w:themeColor="accent1" w:themeShade="BF"/>
       <w:sz w:val="40"/>
       <w:szCs w:val="40"/>
     </w:rPr>
   </w:style>
-  <w:style w:customStyle="1" w:styleId="Heading2Char" w:type="character">
-    <w:name w:val="Heading 2 Char"/>
-    <w:basedOn w:val="DefaultParagraphFont"/>
-    <w:link w:val="Heading2"/>
+  <w:style w:type="character" w:customStyle="1" w:styleId="20">
+    <w:name w:val="Заголовок 2 Знак"/>
+    <w:basedOn w:val="a1"/>
+    <w:link w:val="2"/>
     <w:uiPriority w:val="9"/>
     <w:semiHidden/>
     <w:rsid w:val="00A10FD9"/>
     <w:rPr>
-      <w:rFonts w:asciiTheme="majorHAnsi" w:cstheme="majorBidi" w:eastAsiaTheme="majorEastAsia" w:hAnsiTheme="majorHAnsi"/>
-      <w:color w:themeColor="accent1" w:themeShade="BF" w:val="0F4761"/>
+      <w:rFonts w:asciiTheme="majorHAnsi" w:eastAsiaTheme="majorEastAsia" w:hAnsiTheme="majorHAnsi" w:cstheme="majorBidi"/>
+      <w:color w:val="0F4761" w:themeColor="accent1" w:themeShade="BF"/>
       <w:sz w:val="32"/>
       <w:szCs w:val="32"/>
     </w:rPr>
   </w:style>
-  <w:style w:customStyle="1" w:styleId="Heading3Char" w:type="character">
-    <w:name w:val="Heading 3 Char"/>
-    <w:basedOn w:val="DefaultParagraphFont"/>
-    <w:link w:val="Heading3"/>
+  <w:style w:type="character" w:customStyle="1" w:styleId="30">
+    <w:name w:val="Заголовок 3 Знак"/>
+    <w:basedOn w:val="a1"/>
+    <w:link w:val="3"/>
     <w:uiPriority w:val="9"/>
     <w:semiHidden/>
     <w:rsid w:val="00A10FD9"/>
     <w:rPr>
-      <w:rFonts w:cstheme="majorBidi" w:eastAsiaTheme="majorEastAsia"/>
-      <w:color w:themeColor="accent1" w:themeShade="BF" w:val="0F4761"/>
+      <w:rFonts w:eastAsiaTheme="majorEastAsia" w:cstheme="majorBidi"/>
+      <w:color w:val="0F4761" w:themeColor="accent1" w:themeShade="BF"/>
       <w:sz w:val="28"/>
       <w:szCs w:val="28"/>
     </w:rPr>
   </w:style>
-  <w:style w:customStyle="1" w:styleId="Heading4Char" w:type="character">
-    <w:name w:val="Heading 4 Char"/>
-    <w:basedOn w:val="DefaultParagraphFont"/>
-    <w:link w:val="Heading4"/>
+  <w:style w:type="character" w:customStyle="1" w:styleId="40">
+    <w:name w:val="Заголовок 4 Знак"/>
+    <w:basedOn w:val="a1"/>
+    <w:link w:val="4"/>
     <w:uiPriority w:val="9"/>
     <w:semiHidden/>
     <w:rsid w:val="00A10FD9"/>
     <w:rPr>
-      <w:rFonts w:cstheme="majorBidi" w:eastAsiaTheme="majorEastAsia"/>
+      <w:rFonts w:eastAsiaTheme="majorEastAsia" w:cstheme="majorBidi"/>
       <w:i/>
       <w:iCs/>
-      <w:color w:themeColor="accent1" w:themeShade="BF" w:val="0F4761"/>
-    </w:rPr>
-  </w:style>
-  <w:style w:customStyle="1" w:styleId="Heading5Char" w:type="character">
-    <w:name w:val="Heading 5 Char"/>
-    <w:basedOn w:val="DefaultParagraphFont"/>
-    <w:link w:val="Heading5"/>
+      <w:color w:val="0F4761" w:themeColor="accent1" w:themeShade="BF"/>
+    </w:rPr>
+  </w:style>
+  <w:style w:type="character" w:customStyle="1" w:styleId="50">
+    <w:name w:val="Заголовок 5 Знак"/>
+    <w:basedOn w:val="a1"/>
+    <w:link w:val="5"/>
     <w:uiPriority w:val="9"/>
     <w:semiHidden/>
     <w:rsid w:val="00A10FD9"/>
     <w:rPr>
-      <w:rFonts w:cstheme="majorBidi" w:eastAsiaTheme="majorEastAsia"/>
-      <w:color w:themeColor="accent1" w:themeShade="BF" w:val="0F4761"/>
-    </w:rPr>
-  </w:style>
-  <w:style w:customStyle="1" w:styleId="Heading6Char" w:type="character">
-    <w:name w:val="Heading 6 Char"/>
-    <w:basedOn w:val="DefaultParagraphFont"/>
-    <w:link w:val="Heading6"/>
+      <w:rFonts w:eastAsiaTheme="majorEastAsia" w:cstheme="majorBidi"/>
+      <w:color w:val="0F4761" w:themeColor="accent1" w:themeShade="BF"/>
+    </w:rPr>
+  </w:style>
+  <w:style w:type="character" w:customStyle="1" w:styleId="60">
+    <w:name w:val="Заголовок 6 Знак"/>
+    <w:basedOn w:val="a1"/>
+    <w:link w:val="6"/>
     <w:uiPriority w:val="9"/>
     <w:semiHidden/>
     <w:rsid w:val="00A10FD9"/>
     <w:rPr>
-      <w:rFonts w:cstheme="majorBidi" w:eastAsiaTheme="majorEastAsia"/>
+      <w:rFonts w:eastAsiaTheme="majorEastAsia" w:cstheme="majorBidi"/>
       <w:i/>
       <w:iCs/>
-      <w:color w:themeColor="text1" w:themeTint="A6" w:val="595959"/>
-    </w:rPr>
-  </w:style>
-  <w:style w:customStyle="1" w:styleId="Heading7Char" w:type="character">
-    <w:name w:val="Heading 7 Char"/>
-    <w:basedOn w:val="DefaultParagraphFont"/>
-    <w:link w:val="Heading7"/>
+      <w:color w:val="595959" w:themeColor="text1" w:themeTint="A6"/>
+    </w:rPr>
+  </w:style>
+  <w:style w:type="character" w:customStyle="1" w:styleId="70">
+    <w:name w:val="Заголовок 7 Знак"/>
+    <w:basedOn w:val="a1"/>
+    <w:link w:val="7"/>
     <w:uiPriority w:val="9"/>
     <w:semiHidden/>
     <w:rsid w:val="00A10FD9"/>
     <w:rPr>
-      <w:rFonts w:cstheme="majorBidi" w:eastAsiaTheme="majorEastAsia"/>
-      <w:color w:themeColor="text1" w:themeTint="A6" w:val="595959"/>
-    </w:rPr>
-  </w:style>
-  <w:style w:customStyle="1" w:styleId="Heading8Char" w:type="character">
-    <w:name w:val="Heading 8 Char"/>
-    <w:basedOn w:val="DefaultParagraphFont"/>
-    <w:link w:val="Heading8"/>
+      <w:rFonts w:eastAsiaTheme="majorEastAsia" w:cstheme="majorBidi"/>
+      <w:color w:val="595959" w:themeColor="text1" w:themeTint="A6"/>
+    </w:rPr>
+  </w:style>
+  <w:style w:type="character" w:customStyle="1" w:styleId="80">
+    <w:name w:val="Заголовок 8 Знак"/>
+    <w:basedOn w:val="a1"/>
+    <w:link w:val="8"/>
     <w:uiPriority w:val="9"/>
     <w:semiHidden/>
     <w:rsid w:val="00A10FD9"/>
     <w:rPr>
-      <w:rFonts w:cstheme="majorBidi" w:eastAsiaTheme="majorEastAsia"/>
+      <w:rFonts w:eastAsiaTheme="majorEastAsia" w:cstheme="majorBidi"/>
       <w:i/>
       <w:iCs/>
-      <w:color w:themeColor="text1" w:themeTint="D8" w:val="272727"/>
-    </w:rPr>
-  </w:style>
-  <w:style w:customStyle="1" w:styleId="Heading9Char" w:type="character">
-    <w:name w:val="Heading 9 Char"/>
-    <w:basedOn w:val="DefaultParagraphFont"/>
-    <w:link w:val="Heading9"/>
+      <w:color w:val="272727" w:themeColor="text1" w:themeTint="D8"/>
+    </w:rPr>
+  </w:style>
+  <w:style w:type="character" w:customStyle="1" w:styleId="90">
+    <w:name w:val="Заголовок 9 Знак"/>
+    <w:basedOn w:val="a1"/>
+    <w:link w:val="9"/>
     <w:uiPriority w:val="9"/>
     <w:semiHidden/>
     <w:rsid w:val="00A10FD9"/>
     <w:rPr>
-      <w:rFonts w:cstheme="majorBidi" w:eastAsiaTheme="majorEastAsia"/>
-      <w:color w:themeColor="text1" w:themeTint="D8" w:val="272727"/>
-    </w:rPr>
-  </w:style>
-  <w:style w:styleId="BlockText" w:type="paragraph">
+      <w:rFonts w:eastAsiaTheme="majorEastAsia" w:cstheme="majorBidi"/>
+      <w:color w:val="272727" w:themeColor="text1" w:themeTint="D8"/>
+    </w:rPr>
+  </w:style>
+  <w:style w:type="paragraph" w:styleId="aa">
     <w:name w:val="Block Text"/>
-    <w:basedOn w:val="BodyText"/>
-    <w:next w:val="BodyText"/>
+    <w:basedOn w:val="a0"/>
+    <w:next w:val="a0"/>
     <w:uiPriority w:val="9"/>
     <w:unhideWhenUsed/>
     <w:qFormat/>
     <w:pPr>
-      <w:spacing w:after="100" w:before="100"/>
-      <w:ind w:firstLine="0" w:left="480" w:right="480"/>
+      <w:spacing w:before="100" w:after="100"/>
+      <w:ind w:left="480" w:right="480"/>
     </w:pPr>
   </w:style>
-  <w:style w:styleId="FootnoteText" w:type="paragraph">
-    <w:name w:val="Footnote Text"/>
-    <w:basedOn w:val="Normal"/>
-    <w:next w:val="FootnoteText"/>
+  <w:style w:type="paragraph" w:styleId="ab">
+    <w:name w:val="footnote text"/>
+    <w:basedOn w:val="a"/>
     <w:uiPriority w:val="9"/>
     <w:unhideWhenUsed/>
     <w:qFormat/>
   </w:style>
-  <w:style w:styleId="FootnoteBlockText" w:type="paragraph">
+  <w:style w:type="paragraph" w:customStyle="1" w:styleId="FootnoteBlockText">
     <w:name w:val="Footnote Block Text"/>
-    <w:basedOn w:val="FootnoteText"/>
-    <w:next w:val="FootnoteText"/>
+    <w:basedOn w:val="ab"/>
+    <w:next w:val="ab"/>
     <w:uiPriority w:val="9"/>
     <w:unhideWhenUsed/>
     <w:qFormat/>
     <w:pPr>
-      <w:spacing w:after="100" w:before="100"/>
-      <w:ind w:firstLine="0" w:left="480" w:right="480"/>
+      <w:spacing w:before="100" w:after="100"/>
+      <w:ind w:left="480" w:right="480"/>
     </w:pPr>
   </w:style>
-  <w:style w:default="1" w:styleId="DefaultParagraphFont" w:type="character">
-    <w:name w:val="Default Paragraph Font"/>
-    <w:semiHidden/>
-    <w:unhideWhenUsed/>
-  </w:style>
-  <w:style w:default="1" w:styleId="Table" w:type="table">
+  <w:style w:type="table" w:customStyle="1" w:styleId="Table">
     <w:name w:val="Table"/>
-    <w:basedOn w:val="TableNormal"/>
     <w:semiHidden/>
     <w:unhideWhenUsed/>
     <w:qFormat/>
     <w:tblPr>
-      <w:tblInd w:type="dxa" w:w="0"/>
+      <w:tblInd w:w="0" w:type="dxa"/>
       <w:tblCellMar>
-        <w:top w:type="dxa" w:w="0"/>
-        <w:left w:type="dxa" w:w="108"/>
-        <w:bottom w:type="dxa" w:w="0"/>
-        <w:right w:type="dxa" w:w="108"/>
+        <w:top w:w="0" w:type="dxa"/>
+        <w:left w:w="108" w:type="dxa"/>
+        <w:bottom w:w="0" w:type="dxa"/>
+        <w:right w:w="108" w:type="dxa"/>
       </w:tblCellMar>
     </w:tblPr>
     <w:tblStylePr w:type="firstRow">
       <w:tblPr>
         <w:jc w:val="left"/>
-        <w:tblInd w:type="dxa" w:w="0"/>
       </w:tblPr>
       <w:trPr>
         <w:jc w:val="left"/>
       </w:trPr>
       <w:tcPr>
         <w:tcBorders>
-          <w:bottom w:val="single"/>
+          <w:bottom w:val="single" w:sz="0" w:space="0" w:color="auto"/>
         </w:tcBorders>
         <w:vAlign w:val="bottom"/>
       </w:tcPr>
     </w:tblStylePr>
   </w:style>
-  <w:style w:customStyle="1" w:styleId="DefinitionTerm" w:type="paragraph">
+  <w:style w:type="paragraph" w:customStyle="1" w:styleId="DefinitionTerm">
     <w:name w:val="Definition Term"/>
-    <w:basedOn w:val="Normal"/>
+    <w:basedOn w:val="a"/>
     <w:next w:val="Definition"/>
     <w:pPr>
       <w:keepNext/>
@@ -1583,78 +2173,80 @@
       <w:b/>
     </w:rPr>
   </w:style>
-  <w:style w:customStyle="1" w:styleId="Definition" w:type="paragraph">
+  <w:style w:type="paragraph" w:customStyle="1" w:styleId="Definition">
     <w:name w:val="Definition"/>
-    <w:basedOn w:val="Normal"/>
-  </w:style>
-  <w:style w:styleId="Caption" w:type="paragraph">
-    <w:name w:val="Caption"/>
-    <w:basedOn w:val="Normal"/>
-    <w:link w:val="BodyTextChar"/>
+    <w:basedOn w:val="a"/>
+  </w:style>
+  <w:style w:type="paragraph" w:styleId="ac">
+    <w:name w:val="caption"/>
+    <w:basedOn w:val="a"/>
+    <w:link w:val="ad"/>
     <w:pPr>
-      <w:spacing w:after="120" w:before="0"/>
+      <w:spacing w:after="120"/>
     </w:pPr>
     <w:rPr>
       <w:i/>
     </w:rPr>
   </w:style>
-  <w:style w:customStyle="1" w:styleId="TableCaption" w:type="paragraph">
+  <w:style w:type="paragraph" w:customStyle="1" w:styleId="TableCaption">
     <w:name w:val="Table Caption"/>
-    <w:basedOn w:val="Caption"/>
+    <w:basedOn w:val="ac"/>
     <w:pPr>
       <w:keepNext/>
     </w:pPr>
   </w:style>
-  <w:style w:customStyle="1" w:styleId="ImageCaption" w:type="paragraph">
+  <w:style w:type="paragraph" w:customStyle="1" w:styleId="ImageCaption">
     <w:name w:val="Image Caption"/>
-    <w:basedOn w:val="Caption"/>
-  </w:style>
-  <w:style w:customStyle="1" w:styleId="Figure" w:type="paragraph">
+    <w:basedOn w:val="ac"/>
+  </w:style>
+  <w:style w:type="paragraph" w:customStyle="1" w:styleId="Figure">
     <w:name w:val="Figure"/>
-    <w:basedOn w:val="Normal"/>
-  </w:style>
-  <w:style w:customStyle="1" w:styleId="CaptionedFigure" w:type="paragraph">
+    <w:basedOn w:val="a"/>
+  </w:style>
+  <w:style w:type="paragraph" w:customStyle="1" w:styleId="CaptionedFigure">
     <w:name w:val="Captioned Figure"/>
     <w:basedOn w:val="Figure"/>
     <w:pPr>
       <w:keepNext/>
     </w:pPr>
   </w:style>
-  <w:style w:customStyle="1" w:styleId="BodyTextChar" w:type="character">
-    <w:name w:val="Body Text Char"/>
-    <w:basedOn w:val="DefaultParagraphFont"/>
-    <w:link w:val="BodyText"/>
-  </w:style>
-  <w:style w:customStyle="1" w:styleId="VerbatimChar" w:type="character">
+  <w:style w:type="character" w:customStyle="1" w:styleId="ad">
+    <w:name w:val="Название объекта Знак"/>
+    <w:basedOn w:val="a1"/>
+    <w:link w:val="ac"/>
+  </w:style>
+  <w:style w:type="character" w:customStyle="1" w:styleId="VerbatimChar">
     <w:name w:val="Verbatim Char"/>
-    <w:basedOn w:val="BodyTextChar"/>
-    <w:rPr>
-      <w:rFonts w:ascii="Consolas" w:hAnsi="Consolas"/>
-      <w:sz w:val="22"/>
-    </w:rPr>
-  </w:style>
-  <w:style w:customStyle="1" w:styleId="SectionNumber" w:type="character">
+    <w:basedOn w:val="ad"/>
+    <w:link w:val="SourceCode"/>
+    <w:rPr>
+      <w:rFonts w:ascii="Consolas" w:hAnsi="Consolas"/>
+      <w:sz w:val="22"/>
+    </w:rPr>
+  </w:style>
+  <w:style w:type="character" w:customStyle="1" w:styleId="SectionNumber">
     <w:name w:val="Section Number"/>
-    <w:basedOn w:val="BodyTextChar"/>
-  </w:style>
-  <w:style w:styleId="FootnoteReference" w:type="character">
-    <w:name w:val="Footnote Reference"/>
-    <w:basedOn w:val="BodyTextChar"/>
+    <w:basedOn w:val="ad"/>
+  </w:style>
+  <w:style w:type="character" w:styleId="ae">
+    <w:name w:val="footnote reference"/>
+    <w:basedOn w:val="ad"/>
     <w:rPr>
       <w:vertAlign w:val="superscript"/>
     </w:rPr>
   </w:style>
-  <w:style w:styleId="Hyperlink" w:type="character">
+  <w:style w:type="character" w:styleId="af">
     <w:name w:val="Hyperlink"/>
-    <w:basedOn w:val="BodyTextChar"/>
-    <w:rPr>
-      <w:color w:themeColor="accent1" w:val="4F81BD"/>
-    </w:rPr>
-  </w:style>
-  <w:style w:styleId="TOCHeading" w:type="paragraph">
+    <w:basedOn w:val="ad"/>
+    <w:uiPriority w:val="99"/>
+    <w:rPr>
+      <w:color w:val="156082" w:themeColor="accent1"/>
+    </w:rPr>
+  </w:style>
+  <w:style w:type="paragraph" w:styleId="af0">
     <w:name w:val="TOC Heading"/>
-    <w:basedOn w:val="Heading1"/>
-    <w:next w:val="BodyText"/>
+    <w:basedOn w:val="1"/>
+    <w:next w:val="a0"/>
     <w:uiPriority w:val="39"/>
     <w:unhideWhenUsed/>
     <w:qFormat/>
@@ -1662,274 +2254,341 @@
       <w:spacing w:before="240" w:line="259" w:lineRule="auto"/>
       <w:outlineLvl w:val="9"/>
     </w:pPr>
-    <w:rPr>
-      <w:rFonts w:asciiTheme="majorHAnsi" w:cstheme="majorBidi" w:eastAsiaTheme="majorEastAsia" w:hAnsiTheme="majorHAnsi"/>
-      <w:b w:val="0"/>
-      <w:bCs w:val="0"/>
-      <w:color w:themeColor="accent1" w:themeShade="BF" w:val="365F91"/>
-    </w:rPr>
   </w:style>
   <w:style w:type="paragraph" w:customStyle="1" w:styleId="SourceCode">
     <w:name w:val="Source Code"/>
-    <w:basedOn w:val="Normal"/>
+    <w:basedOn w:val="a"/>
     <w:link w:val="VerbatimChar"/>
     <w:pPr>
-      <w:wordWrap w:val="off"/>
-      <w:shd w:val="clear" w:fill="f1f3f5"/>
+      <w:shd w:val="clear" w:color="auto" w:fill="F1F3F5"/>
+      <w:wordWrap w:val="0"/>
     </w:pPr>
   </w:style>
   <w:style w:type="character" w:customStyle="1" w:styleId="KeywordTok">
     <w:name w:val="KeywordTok"/>
     <w:basedOn w:val="VerbatimChar"/>
     <w:rPr>
+      <w:rFonts w:ascii="Consolas" w:hAnsi="Consolas"/>
       <w:b/>
-      <w:color w:val="003b4f"/>
-      <w:shd w:val="clear" w:fill="f1f3f5"/>
+      <w:color w:val="003B4F"/>
+      <w:sz w:val="22"/>
+      <w:shd w:val="clear" w:color="auto" w:fill="F1F3F5"/>
     </w:rPr>
   </w:style>
   <w:style w:type="character" w:customStyle="1" w:styleId="DataTypeTok">
     <w:name w:val="DataTypeTok"/>
     <w:basedOn w:val="VerbatimChar"/>
     <w:rPr>
-      <w:color w:val="ad0000"/>
-      <w:shd w:val="clear" w:fill="f1f3f5"/>
+      <w:rFonts w:ascii="Consolas" w:hAnsi="Consolas"/>
+      <w:color w:val="AD0000"/>
+      <w:sz w:val="22"/>
+      <w:shd w:val="clear" w:color="auto" w:fill="F1F3F5"/>
     </w:rPr>
   </w:style>
   <w:style w:type="character" w:customStyle="1" w:styleId="DecValTok">
     <w:name w:val="DecValTok"/>
     <w:basedOn w:val="VerbatimChar"/>
     <w:rPr>
-      <w:color w:val="ad0000"/>
-      <w:shd w:val="clear" w:fill="f1f3f5"/>
+      <w:rFonts w:ascii="Consolas" w:hAnsi="Consolas"/>
+      <w:color w:val="AD0000"/>
+      <w:sz w:val="22"/>
+      <w:shd w:val="clear" w:color="auto" w:fill="F1F3F5"/>
     </w:rPr>
   </w:style>
   <w:style w:type="character" w:customStyle="1" w:styleId="BaseNTok">
     <w:name w:val="BaseNTok"/>
     <w:basedOn w:val="VerbatimChar"/>
     <w:rPr>
-      <w:color w:val="ad0000"/>
-      <w:shd w:val="clear" w:fill="f1f3f5"/>
+      <w:rFonts w:ascii="Consolas" w:hAnsi="Consolas"/>
+      <w:color w:val="AD0000"/>
+      <w:sz w:val="22"/>
+      <w:shd w:val="clear" w:color="auto" w:fill="F1F3F5"/>
     </w:rPr>
   </w:style>
   <w:style w:type="character" w:customStyle="1" w:styleId="FloatTok">
     <w:name w:val="FloatTok"/>
     <w:basedOn w:val="VerbatimChar"/>
     <w:rPr>
-      <w:color w:val="ad0000"/>
-      <w:shd w:val="clear" w:fill="f1f3f5"/>
+      <w:rFonts w:ascii="Consolas" w:hAnsi="Consolas"/>
+      <w:color w:val="AD0000"/>
+      <w:sz w:val="22"/>
+      <w:shd w:val="clear" w:color="auto" w:fill="F1F3F5"/>
     </w:rPr>
   </w:style>
   <w:style w:type="character" w:customStyle="1" w:styleId="ConstantTok">
     <w:name w:val="ConstantTok"/>
     <w:basedOn w:val="VerbatimChar"/>
     <w:rPr>
-      <w:color w:val="8f5902"/>
-      <w:shd w:val="clear" w:fill="f1f3f5"/>
+      <w:rFonts w:ascii="Consolas" w:hAnsi="Consolas"/>
+      <w:color w:val="8F5902"/>
+      <w:sz w:val="22"/>
+      <w:shd w:val="clear" w:color="auto" w:fill="F1F3F5"/>
     </w:rPr>
   </w:style>
   <w:style w:type="character" w:customStyle="1" w:styleId="CharTok">
     <w:name w:val="CharTok"/>
     <w:basedOn w:val="VerbatimChar"/>
     <w:rPr>
-      <w:color w:val="20794d"/>
-      <w:shd w:val="clear" w:fill="f1f3f5"/>
+      <w:rFonts w:ascii="Consolas" w:hAnsi="Consolas"/>
+      <w:color w:val="20794D"/>
+      <w:sz w:val="22"/>
+      <w:shd w:val="clear" w:color="auto" w:fill="F1F3F5"/>
     </w:rPr>
   </w:style>
   <w:style w:type="character" w:customStyle="1" w:styleId="SpecialCharTok">
     <w:name w:val="SpecialCharTok"/>
     <w:basedOn w:val="VerbatimChar"/>
     <w:rPr>
-      <w:color w:val="5e5e5e"/>
-      <w:shd w:val="clear" w:fill="f1f3f5"/>
+      <w:rFonts w:ascii="Consolas" w:hAnsi="Consolas"/>
+      <w:color w:val="5E5E5E"/>
+      <w:sz w:val="22"/>
+      <w:shd w:val="clear" w:color="auto" w:fill="F1F3F5"/>
     </w:rPr>
   </w:style>
   <w:style w:type="character" w:customStyle="1" w:styleId="StringTok">
     <w:name w:val="StringTok"/>
     <w:basedOn w:val="VerbatimChar"/>
     <w:rPr>
-      <w:color w:val="20794d"/>
-      <w:shd w:val="clear" w:fill="f1f3f5"/>
+      <w:rFonts w:ascii="Consolas" w:hAnsi="Consolas"/>
+      <w:color w:val="20794D"/>
+      <w:sz w:val="22"/>
+      <w:shd w:val="clear" w:color="auto" w:fill="F1F3F5"/>
     </w:rPr>
   </w:style>
   <w:style w:type="character" w:customStyle="1" w:styleId="VerbatimStringTok">
     <w:name w:val="VerbatimStringTok"/>
     <w:basedOn w:val="VerbatimChar"/>
     <w:rPr>
-      <w:color w:val="20794d"/>
-      <w:shd w:val="clear" w:fill="f1f3f5"/>
+      <w:rFonts w:ascii="Consolas" w:hAnsi="Consolas"/>
+      <w:color w:val="20794D"/>
+      <w:sz w:val="22"/>
+      <w:shd w:val="clear" w:color="auto" w:fill="F1F3F5"/>
     </w:rPr>
   </w:style>
   <w:style w:type="character" w:customStyle="1" w:styleId="SpecialStringTok">
     <w:name w:val="SpecialStringTok"/>
     <w:basedOn w:val="VerbatimChar"/>
     <w:rPr>
-      <w:color w:val="20794d"/>
-      <w:shd w:val="clear" w:fill="f1f3f5"/>
+      <w:rFonts w:ascii="Consolas" w:hAnsi="Consolas"/>
+      <w:color w:val="20794D"/>
+      <w:sz w:val="22"/>
+      <w:shd w:val="clear" w:color="auto" w:fill="F1F3F5"/>
     </w:rPr>
   </w:style>
   <w:style w:type="character" w:customStyle="1" w:styleId="ImportTok">
     <w:name w:val="ImportTok"/>
     <w:basedOn w:val="VerbatimChar"/>
     <w:rPr>
-      <w:color w:val="00769e"/>
-      <w:shd w:val="clear" w:fill="f1f3f5"/>
+      <w:rFonts w:ascii="Consolas" w:hAnsi="Consolas"/>
+      <w:color w:val="00769E"/>
+      <w:sz w:val="22"/>
+      <w:shd w:val="clear" w:color="auto" w:fill="F1F3F5"/>
     </w:rPr>
   </w:style>
   <w:style w:type="character" w:customStyle="1" w:styleId="CommentTok">
     <w:name w:val="CommentTok"/>
     <w:basedOn w:val="VerbatimChar"/>
     <w:rPr>
-      <w:color w:val="5e5e5e"/>
-      <w:shd w:val="clear" w:fill="f1f3f5"/>
+      <w:rFonts w:ascii="Consolas" w:hAnsi="Consolas"/>
+      <w:color w:val="5E5E5E"/>
+      <w:sz w:val="22"/>
+      <w:shd w:val="clear" w:color="auto" w:fill="F1F3F5"/>
     </w:rPr>
   </w:style>
   <w:style w:type="character" w:customStyle="1" w:styleId="DocumentationTok">
     <w:name w:val="DocumentationTok"/>
     <w:basedOn w:val="VerbatimChar"/>
     <w:rPr>
+      <w:rFonts w:ascii="Consolas" w:hAnsi="Consolas"/>
       <w:i/>
-      <w:color w:val="5e5e5e"/>
-      <w:shd w:val="clear" w:fill="f1f3f5"/>
+      <w:color w:val="5E5E5E"/>
+      <w:sz w:val="22"/>
+      <w:shd w:val="clear" w:color="auto" w:fill="F1F3F5"/>
     </w:rPr>
   </w:style>
   <w:style w:type="character" w:customStyle="1" w:styleId="AnnotationTok">
     <w:name w:val="AnnotationTok"/>
     <w:basedOn w:val="VerbatimChar"/>
     <w:rPr>
-      <w:color w:val="5e5e5e"/>
-      <w:shd w:val="clear" w:fill="f1f3f5"/>
+      <w:rFonts w:ascii="Consolas" w:hAnsi="Consolas"/>
+      <w:color w:val="5E5E5E"/>
+      <w:sz w:val="22"/>
+      <w:shd w:val="clear" w:color="auto" w:fill="F1F3F5"/>
     </w:rPr>
   </w:style>
   <w:style w:type="character" w:customStyle="1" w:styleId="CommentVarTok">
     <w:name w:val="CommentVarTok"/>
     <w:basedOn w:val="VerbatimChar"/>
     <w:rPr>
+      <w:rFonts w:ascii="Consolas" w:hAnsi="Consolas"/>
       <w:i/>
-      <w:color w:val="5e5e5e"/>
-      <w:shd w:val="clear" w:fill="f1f3f5"/>
+      <w:color w:val="5E5E5E"/>
+      <w:sz w:val="22"/>
+      <w:shd w:val="clear" w:color="auto" w:fill="F1F3F5"/>
     </w:rPr>
   </w:style>
   <w:style w:type="character" w:customStyle="1" w:styleId="OtherTok">
     <w:name w:val="OtherTok"/>
     <w:basedOn w:val="VerbatimChar"/>
     <w:rPr>
-      <w:color w:val="003b4f"/>
-      <w:shd w:val="clear" w:fill="f1f3f5"/>
+      <w:rFonts w:ascii="Consolas" w:hAnsi="Consolas"/>
+      <w:color w:val="003B4F"/>
+      <w:sz w:val="22"/>
+      <w:shd w:val="clear" w:color="auto" w:fill="F1F3F5"/>
     </w:rPr>
   </w:style>
   <w:style w:type="character" w:customStyle="1" w:styleId="FunctionTok">
     <w:name w:val="FunctionTok"/>
     <w:basedOn w:val="VerbatimChar"/>
     <w:rPr>
-      <w:color w:val="4758ab"/>
-      <w:shd w:val="clear" w:fill="f1f3f5"/>
+      <w:rFonts w:ascii="Consolas" w:hAnsi="Consolas"/>
+      <w:color w:val="4758AB"/>
+      <w:sz w:val="22"/>
+      <w:shd w:val="clear" w:color="auto" w:fill="F1F3F5"/>
     </w:rPr>
   </w:style>
   <w:style w:type="character" w:customStyle="1" w:styleId="VariableTok">
     <w:name w:val="VariableTok"/>
     <w:basedOn w:val="VerbatimChar"/>
     <w:rPr>
+      <w:rFonts w:ascii="Consolas" w:hAnsi="Consolas"/>
       <w:color w:val="111111"/>
-      <w:shd w:val="clear" w:fill="f1f3f5"/>
+      <w:sz w:val="22"/>
+      <w:shd w:val="clear" w:color="auto" w:fill="F1F3F5"/>
     </w:rPr>
   </w:style>
   <w:style w:type="character" w:customStyle="1" w:styleId="ControlFlowTok">
     <w:name w:val="ControlFlowTok"/>
     <w:basedOn w:val="VerbatimChar"/>
     <w:rPr>
+      <w:rFonts w:ascii="Consolas" w:hAnsi="Consolas"/>
       <w:b/>
-      <w:color w:val="003b4f"/>
-      <w:shd w:val="clear" w:fill="f1f3f5"/>
+      <w:color w:val="003B4F"/>
+      <w:sz w:val="22"/>
+      <w:shd w:val="clear" w:color="auto" w:fill="F1F3F5"/>
     </w:rPr>
   </w:style>
   <w:style w:type="character" w:customStyle="1" w:styleId="OperatorTok">
     <w:name w:val="OperatorTok"/>
     <w:basedOn w:val="VerbatimChar"/>
     <w:rPr>
-      <w:color w:val="5e5e5e"/>
-      <w:shd w:val="clear" w:fill="f1f3f5"/>
+      <w:rFonts w:ascii="Consolas" w:hAnsi="Consolas"/>
+      <w:color w:val="5E5E5E"/>
+      <w:sz w:val="22"/>
+      <w:shd w:val="clear" w:color="auto" w:fill="F1F3F5"/>
     </w:rPr>
   </w:style>
   <w:style w:type="character" w:customStyle="1" w:styleId="BuiltInTok">
     <w:name w:val="BuiltInTok"/>
     <w:basedOn w:val="VerbatimChar"/>
     <w:rPr>
-      <w:color w:val="003b4f"/>
-      <w:shd w:val="clear" w:fill="f1f3f5"/>
+      <w:rFonts w:ascii="Consolas" w:hAnsi="Consolas"/>
+      <w:color w:val="003B4F"/>
+      <w:sz w:val="22"/>
+      <w:shd w:val="clear" w:color="auto" w:fill="F1F3F5"/>
     </w:rPr>
   </w:style>
   <w:style w:type="character" w:customStyle="1" w:styleId="ExtensionTok">
     <w:name w:val="ExtensionTok"/>
     <w:basedOn w:val="VerbatimChar"/>
     <w:rPr>
-      <w:color w:val="003b4f"/>
-      <w:shd w:val="clear" w:fill="f1f3f5"/>
+      <w:rFonts w:ascii="Consolas" w:hAnsi="Consolas"/>
+      <w:color w:val="003B4F"/>
+      <w:sz w:val="22"/>
+      <w:shd w:val="clear" w:color="auto" w:fill="F1F3F5"/>
     </w:rPr>
   </w:style>
   <w:style w:type="character" w:customStyle="1" w:styleId="PreprocessorTok">
     <w:name w:val="PreprocessorTok"/>
     <w:basedOn w:val="VerbatimChar"/>
     <w:rPr>
-      <w:color w:val="ad0000"/>
-      <w:shd w:val="clear" w:fill="f1f3f5"/>
+      <w:rFonts w:ascii="Consolas" w:hAnsi="Consolas"/>
+      <w:color w:val="AD0000"/>
+      <w:sz w:val="22"/>
+      <w:shd w:val="clear" w:color="auto" w:fill="F1F3F5"/>
     </w:rPr>
   </w:style>
   <w:style w:type="character" w:customStyle="1" w:styleId="AttributeTok">
     <w:name w:val="AttributeTok"/>
     <w:basedOn w:val="VerbatimChar"/>
     <w:rPr>
+      <w:rFonts w:ascii="Consolas" w:hAnsi="Consolas"/>
       <w:color w:val="657422"/>
-      <w:shd w:val="clear" w:fill="f1f3f5"/>
+      <w:sz w:val="22"/>
+      <w:shd w:val="clear" w:color="auto" w:fill="F1F3F5"/>
     </w:rPr>
   </w:style>
   <w:style w:type="character" w:customStyle="1" w:styleId="RegionMarkerTok">
     <w:name w:val="RegionMarkerTok"/>
     <w:basedOn w:val="VerbatimChar"/>
     <w:rPr>
-      <w:color w:val="003b4f"/>
-      <w:shd w:val="clear" w:fill="f1f3f5"/>
+      <w:rFonts w:ascii="Consolas" w:hAnsi="Consolas"/>
+      <w:color w:val="003B4F"/>
+      <w:sz w:val="22"/>
+      <w:shd w:val="clear" w:color="auto" w:fill="F1F3F5"/>
     </w:rPr>
   </w:style>
   <w:style w:type="character" w:customStyle="1" w:styleId="InformationTok">
     <w:name w:val="InformationTok"/>
     <w:basedOn w:val="VerbatimChar"/>
     <w:rPr>
-      <w:color w:val="5e5e5e"/>
-      <w:shd w:val="clear" w:fill="f1f3f5"/>
+      <w:rFonts w:ascii="Consolas" w:hAnsi="Consolas"/>
+      <w:color w:val="5E5E5E"/>
+      <w:sz w:val="22"/>
+      <w:shd w:val="clear" w:color="auto" w:fill="F1F3F5"/>
     </w:rPr>
   </w:style>
   <w:style w:type="character" w:customStyle="1" w:styleId="WarningTok">
     <w:name w:val="WarningTok"/>
     <w:basedOn w:val="VerbatimChar"/>
     <w:rPr>
+      <w:rFonts w:ascii="Consolas" w:hAnsi="Consolas"/>
       <w:i/>
-      <w:color w:val="5e5e5e"/>
-      <w:shd w:val="clear" w:fill="f1f3f5"/>
+      <w:color w:val="5E5E5E"/>
+      <w:sz w:val="22"/>
+      <w:shd w:val="clear" w:color="auto" w:fill="F1F3F5"/>
     </w:rPr>
   </w:style>
   <w:style w:type="character" w:customStyle="1" w:styleId="AlertTok">
     <w:name w:val="AlertTok"/>
     <w:basedOn w:val="VerbatimChar"/>
     <w:rPr>
-      <w:color w:val="ad0000"/>
-      <w:shd w:val="clear" w:fill="f1f3f5"/>
+      <w:rFonts w:ascii="Consolas" w:hAnsi="Consolas"/>
+      <w:color w:val="AD0000"/>
+      <w:sz w:val="22"/>
+      <w:shd w:val="clear" w:color="auto" w:fill="F1F3F5"/>
     </w:rPr>
   </w:style>
   <w:style w:type="character" w:customStyle="1" w:styleId="ErrorTok">
     <w:name w:val="ErrorTok"/>
     <w:basedOn w:val="VerbatimChar"/>
     <w:rPr>
-      <w:color w:val="ad0000"/>
-      <w:shd w:val="clear" w:fill="f1f3f5"/>
+      <w:rFonts w:ascii="Consolas" w:hAnsi="Consolas"/>
+      <w:color w:val="AD0000"/>
+      <w:sz w:val="22"/>
+      <w:shd w:val="clear" w:color="auto" w:fill="F1F3F5"/>
     </w:rPr>
   </w:style>
   <w:style w:type="character" w:customStyle="1" w:styleId="NormalTok">
     <w:name w:val="NormalTok"/>
     <w:basedOn w:val="VerbatimChar"/>
     <w:rPr>
-      <w:color w:val="003b4f"/>
-      <w:shd w:val="clear" w:fill="f1f3f5"/>
-    </w:rPr>
+      <w:rFonts w:ascii="Consolas" w:hAnsi="Consolas"/>
+      <w:color w:val="003B4F"/>
+      <w:sz w:val="22"/>
+      <w:shd w:val="clear" w:color="auto" w:fill="F1F3F5"/>
+    </w:rPr>
+  </w:style>
+  <w:style w:type="paragraph" w:styleId="11">
+    <w:name w:val="toc 1"/>
+    <w:basedOn w:val="a"/>
+    <w:next w:val="a"/>
+    <w:autoRedefine/>
+    <w:uiPriority w:val="39"/>
+    <w:rsid w:val="00292BB2"/>
+    <w:pPr>
+      <w:spacing w:after="100"/>
+    </w:pPr>
   </w:style>
 </w:styles>
 </file>
